--- a/Portfolio.docx
+++ b/Portfolio.docx
@@ -2,6 +2,319 @@
 <file path=word/document.xml><?xml version="1.0" encoding="utf-8"?>
 <w:document xmlns:wpc="http://schemas.microsoft.com/office/word/2010/wordprocessingCanvas" xmlns:cx="http://schemas.microsoft.com/office/drawing/2014/chartex" xmlns:cx1="http://schemas.microsoft.com/office/drawing/2015/9/8/chartex" xmlns:cx2="http://schemas.microsoft.com/office/drawing/2015/10/21/chartex" xmlns:cx3="http://schemas.microsoft.com/office/drawing/2016/5/9/chartex" xmlns:cx4="http://schemas.microsoft.com/office/drawing/2016/5/10/chartex" xmlns:cx5="http://schemas.microsoft.com/office/drawing/2016/5/11/chartex" xmlns:cx6="http://schemas.microsoft.com/office/drawing/2016/5/12/chartex" xmlns:cx7="http://schemas.microsoft.com/office/drawing/2016/5/13/chartex" xmlns:cx8="http://schemas.microsoft.com/office/drawing/2016/5/14/chartex" xmlns:mc="http://schemas.openxmlformats.org/markup-compatibility/2006" xmlns:aink="http://schemas.microsoft.com/office/drawing/2016/ink" xmlns:am3d="http://schemas.microsoft.com/office/drawing/2017/model3d" xmlns:o="urn:schemas-microsoft-com:office:office" xmlns:r="http://schemas.openxmlformats.org/officeDocument/2006/relationships" xmlns:m="http://schemas.openxmlformats.org/officeDocument/2006/math" xmlns:v="urn:schemas-microsoft-com:vml" xmlns:wp14="http://schemas.microsoft.com/office/word/2010/wordprocessingDrawing" xmlns:wp="http://schemas.openxmlformats.org/drawingml/2006/wordprocessingDrawing" xmlns:w10="urn:schemas-microsoft-com:office:word" xmlns:w="http://schemas.openxmlformats.org/wordprocessingml/2006/main" xmlns:w14="http://schemas.microsoft.com/office/word/2010/wordml" xmlns:w15="http://schemas.microsoft.com/office/word/2012/wordml" xmlns:w16cid="http://schemas.microsoft.com/office/word/2016/wordml/cid" xmlns:w16se="http://schemas.microsoft.com/office/word/2015/wordml/symex" xmlns:wpg="http://schemas.microsoft.com/office/word/2010/wordprocessingGroup" xmlns:wpi="http://schemas.microsoft.com/office/word/2010/wordprocessingInk" xmlns:wne="http://schemas.microsoft.com/office/word/2006/wordml" xmlns:wps="http://schemas.microsoft.com/office/word/2010/wordprocessingShape" mc:Ignorable="w14 w15 w16se w16cid wp14">
   <w:body>
+    <w:p>
+      <w:pPr>
+        <w:ind w:left="1114" w:hanging="360"/>
+        <w:rPr>
+          <w:sz w:val="24"/>
+          <w:szCs w:val="24"/>
+        </w:rPr>
+      </w:pPr>
+      <w:r>
+        <w:rPr>
+          <w:sz w:val="24"/>
+          <w:szCs w:val="24"/>
+        </w:rPr>
+        <w:t xml:space="preserve">Lacking the necessary learning for visual design tools and processes, and perhaps, seeking further </w:t>
+      </w:r>
+    </w:p>
+    <w:p>
+      <w:pPr>
+        <w:ind w:left="1114" w:hanging="360"/>
+        <w:rPr>
+          <w:sz w:val="24"/>
+          <w:szCs w:val="24"/>
+        </w:rPr>
+      </w:pPr>
+      <w:r>
+        <w:rPr>
+          <w:sz w:val="24"/>
+          <w:szCs w:val="24"/>
+        </w:rPr>
+        <w:t xml:space="preserve">education to </w:t>
+      </w:r>
+      <w:r>
+        <w:rPr>
+          <w:sz w:val="24"/>
+          <w:szCs w:val="24"/>
+        </w:rPr>
+        <w:t xml:space="preserve">grasp in-depth knowledge of industrial design and collaboration tools, </w:t>
+      </w:r>
+      <w:r>
+        <w:rPr>
+          <w:rFonts w:eastAsia="MS Mincho"/>
+          <w:sz w:val="24"/>
+          <w:szCs w:val="24"/>
+        </w:rPr>
+        <w:t>personally,</w:t>
+      </w:r>
+      <w:r>
+        <w:rPr>
+          <w:sz w:val="24"/>
+          <w:szCs w:val="24"/>
+        </w:rPr>
+        <w:t xml:space="preserve">  </w:t>
+      </w:r>
+    </w:p>
+    <w:p>
+      <w:pPr>
+        <w:pStyle w:val="BulletPoints"/>
+        <w:numPr>
+          <w:ilvl w:val="0"/>
+          <w:numId w:val="0"/>
+        </w:numPr>
+        <w:ind w:left="720" w:firstLine="60"/>
+        <w:rPr>
+          <w:rFonts w:eastAsia="MS Mincho"/>
+          <w:sz w:val="24"/>
+          <w:szCs w:val="24"/>
+        </w:rPr>
+      </w:pPr>
+      <w:r>
+        <w:rPr>
+          <w:sz w:val="24"/>
+          <w:szCs w:val="24"/>
+        </w:rPr>
+        <w:t>this might be</w:t>
+      </w:r>
+      <w:r>
+        <w:rPr>
+          <w:rFonts w:eastAsia="MS Mincho"/>
+          <w:sz w:val="24"/>
+          <w:szCs w:val="24"/>
+        </w:rPr>
+        <w:t xml:space="preserve"> </w:t>
+      </w:r>
+      <w:r>
+        <w:rPr>
+          <w:rFonts w:eastAsia="MS Mincho"/>
+          <w:sz w:val="24"/>
+          <w:szCs w:val="24"/>
+        </w:rPr>
+        <w:t xml:space="preserve">toughest requirement of application process for me. But, since Human-Computer </w:t>
+      </w:r>
+    </w:p>
+    <w:p>
+      <w:pPr>
+        <w:pStyle w:val="BulletPoints"/>
+        <w:numPr>
+          <w:ilvl w:val="0"/>
+          <w:numId w:val="0"/>
+        </w:numPr>
+        <w:ind w:left="720" w:firstLine="60"/>
+        <w:rPr>
+          <w:rFonts w:eastAsia="MS Mincho"/>
+          <w:sz w:val="24"/>
+          <w:szCs w:val="24"/>
+        </w:rPr>
+      </w:pPr>
+      <w:r>
+        <w:rPr>
+          <w:rFonts w:eastAsia="MS Mincho"/>
+          <w:sz w:val="24"/>
+          <w:szCs w:val="24"/>
+        </w:rPr>
+        <w:t xml:space="preserve">Interaction as </w:t>
+      </w:r>
+      <w:r>
+        <w:rPr>
+          <w:rFonts w:eastAsia="MS Mincho"/>
+          <w:sz w:val="24"/>
+          <w:szCs w:val="24"/>
+        </w:rPr>
+        <w:t xml:space="preserve">a </w:t>
+      </w:r>
+      <w:r>
+        <w:rPr>
+          <w:rFonts w:eastAsia="MS Mincho"/>
+          <w:sz w:val="24"/>
+          <w:szCs w:val="24"/>
+        </w:rPr>
+        <w:t>domain itself was born out of</w:t>
+      </w:r>
+      <w:r>
+        <w:rPr>
+          <w:rFonts w:eastAsia="MS Mincho"/>
+          <w:sz w:val="24"/>
+          <w:szCs w:val="24"/>
+        </w:rPr>
+        <w:t xml:space="preserve"> engineering</w:t>
+      </w:r>
+      <w:r>
+        <w:rPr>
+          <w:rFonts w:eastAsia="MS Mincho"/>
+          <w:sz w:val="24"/>
+          <w:szCs w:val="24"/>
+        </w:rPr>
+        <w:t xml:space="preserve"> efforts, I would</w:t>
+      </w:r>
+      <w:r>
+        <w:rPr>
+          <w:rFonts w:eastAsia="MS Mincho"/>
+          <w:sz w:val="24"/>
+          <w:szCs w:val="24"/>
+        </w:rPr>
+        <w:t xml:space="preserve"> like to shed even      </w:t>
+      </w:r>
+    </w:p>
+    <w:p>
+      <w:pPr>
+        <w:pStyle w:val="BulletPoints"/>
+        <w:numPr>
+          <w:ilvl w:val="0"/>
+          <w:numId w:val="0"/>
+        </w:numPr>
+        <w:ind w:left="720" w:firstLine="60"/>
+        <w:rPr>
+          <w:rFonts w:eastAsia="MS Mincho"/>
+          <w:sz w:val="24"/>
+          <w:szCs w:val="24"/>
+        </w:rPr>
+      </w:pPr>
+      <w:r>
+        <w:rPr>
+          <w:rFonts w:eastAsia="MS Mincho"/>
+          <w:sz w:val="24"/>
+          <w:szCs w:val="24"/>
+        </w:rPr>
+        <w:t xml:space="preserve">more light on my activities in engineering as well as design engineering. </w:t>
+      </w:r>
+    </w:p>
+    <w:p>
+      <w:pPr>
+        <w:pStyle w:val="BulletPoints"/>
+        <w:numPr>
+          <w:ilvl w:val="0"/>
+          <w:numId w:val="0"/>
+        </w:numPr>
+        <w:ind w:left="720" w:firstLine="60"/>
+        <w:rPr>
+          <w:rFonts w:eastAsia="MS Mincho"/>
+          <w:sz w:val="24"/>
+          <w:szCs w:val="24"/>
+        </w:rPr>
+      </w:pPr>
+    </w:p>
+    <w:p>
+      <w:pPr>
+        <w:pStyle w:val="BulletPoints"/>
+        <w:numPr>
+          <w:ilvl w:val="0"/>
+          <w:numId w:val="0"/>
+        </w:numPr>
+        <w:ind w:left="780"/>
+        <w:rPr>
+          <w:rFonts w:eastAsia="MS Mincho"/>
+          <w:sz w:val="24"/>
+          <w:szCs w:val="24"/>
+        </w:rPr>
+      </w:pPr>
+      <w:r>
+        <w:rPr>
+          <w:rFonts w:eastAsia="MS Mincho"/>
+          <w:sz w:val="24"/>
+          <w:szCs w:val="24"/>
+        </w:rPr>
+        <w:t xml:space="preserve">As far as </w:t>
+      </w:r>
+      <w:r>
+        <w:rPr>
+          <w:rFonts w:eastAsia="MS Mincho"/>
+          <w:sz w:val="24"/>
+          <w:szCs w:val="24"/>
+        </w:rPr>
+        <w:t xml:space="preserve">my </w:t>
+      </w:r>
+      <w:r>
+        <w:rPr>
+          <w:rFonts w:eastAsia="MS Mincho"/>
+          <w:sz w:val="24"/>
+          <w:szCs w:val="24"/>
+        </w:rPr>
+        <w:t xml:space="preserve">tech engineering portfolio is concerned, in addition to weblinks mentioning source code </w:t>
+      </w:r>
+      <w:bookmarkStart w:id="0" w:name="_GoBack"/>
+      <w:bookmarkEnd w:id="0"/>
+      <w:r>
+        <w:rPr>
+          <w:rFonts w:eastAsia="MS Mincho"/>
+          <w:sz w:val="24"/>
+          <w:szCs w:val="24"/>
+        </w:rPr>
+        <w:t xml:space="preserve">of some projects in my resume, </w:t>
+      </w:r>
+      <w:r>
+        <w:rPr>
+          <w:rFonts w:eastAsia="MS Mincho"/>
+          <w:sz w:val="24"/>
+          <w:szCs w:val="24"/>
+        </w:rPr>
+        <w:t>other</w:t>
+      </w:r>
+      <w:r>
+        <w:rPr>
+          <w:rFonts w:eastAsia="MS Mincho"/>
+          <w:sz w:val="24"/>
+          <w:szCs w:val="24"/>
+        </w:rPr>
+        <w:t xml:space="preserve"> notable</w:t>
+      </w:r>
+      <w:r>
+        <w:rPr>
+          <w:rFonts w:eastAsia="MS Mincho"/>
+          <w:sz w:val="24"/>
+          <w:szCs w:val="24"/>
+        </w:rPr>
+        <w:t xml:space="preserve"> </w:t>
+      </w:r>
+      <w:r>
+        <w:rPr>
+          <w:rFonts w:eastAsia="MS Mincho"/>
+          <w:sz w:val="24"/>
+          <w:szCs w:val="24"/>
+        </w:rPr>
+        <w:t>distinction</w:t>
+      </w:r>
+      <w:r>
+        <w:rPr>
+          <w:rFonts w:eastAsia="MS Mincho"/>
+          <w:sz w:val="24"/>
+          <w:szCs w:val="24"/>
+        </w:rPr>
+        <w:t>s</w:t>
+      </w:r>
+      <w:r>
+        <w:rPr>
+          <w:rFonts w:eastAsia="MS Mincho"/>
+          <w:sz w:val="24"/>
+          <w:szCs w:val="24"/>
+        </w:rPr>
+        <w:t xml:space="preserve"> are</w:t>
+      </w:r>
+      <w:r>
+        <w:rPr>
+          <w:rFonts w:eastAsia="MS Mincho"/>
+          <w:sz w:val="24"/>
+          <w:szCs w:val="24"/>
+        </w:rPr>
+        <w:t>:</w:t>
+      </w:r>
+    </w:p>
+    <w:p>
+      <w:pPr>
+        <w:pStyle w:val="BulletPoints"/>
+        <w:numPr>
+          <w:ilvl w:val="0"/>
+          <w:numId w:val="0"/>
+        </w:numPr>
+        <w:ind w:left="8865" w:hanging="360"/>
+        <w:rPr>
+          <w:rFonts w:eastAsia="MS Mincho"/>
+          <w:sz w:val="24"/>
+          <w:szCs w:val="24"/>
+        </w:rPr>
+      </w:pPr>
+    </w:p>
     <w:p>
       <w:pPr>
         <w:pStyle w:val="BulletPoints"/>
@@ -100,7 +413,6 @@
         <w:t xml:space="preserve">Published three packages at </w:t>
       </w:r>
       <w:hyperlink r:id="rId7" w:history="1">
-        <w:proofErr w:type="spellStart"/>
         <w:r>
           <w:rPr>
             <w:rStyle w:val="Hyperlink"/>
@@ -110,7 +422,6 @@
           </w:rPr>
           <w:t>npm</w:t>
         </w:r>
-        <w:proofErr w:type="spellEnd"/>
       </w:hyperlink>
       <w:r>
         <w:rPr>
@@ -137,7 +448,6 @@
         <w:t xml:space="preserve"> </w:t>
       </w:r>
       <w:hyperlink r:id="rId8" w:history="1">
-        <w:proofErr w:type="spellStart"/>
         <w:r>
           <w:rPr>
             <w:rStyle w:val="Hyperlink"/>
@@ -145,29 +455,8 @@
             <w:sz w:val="24"/>
             <w:szCs w:val="24"/>
           </w:rPr>
-          <w:t>videojs</w:t>
+          <w:t>videojs-landscape-fullscreen</w:t>
         </w:r>
-        <w:proofErr w:type="spellEnd"/>
-        <w:r>
-          <w:rPr>
-            <w:rStyle w:val="Hyperlink"/>
-            <w:rFonts w:eastAsia="MS Mincho"/>
-            <w:sz w:val="24"/>
-            <w:szCs w:val="24"/>
-          </w:rPr>
-          <w:t>-landscape-</w:t>
-        </w:r>
-        <w:proofErr w:type="spellStart"/>
-        <w:r>
-          <w:rPr>
-            <w:rStyle w:val="Hyperlink"/>
-            <w:rFonts w:eastAsia="MS Mincho"/>
-            <w:sz w:val="24"/>
-            <w:szCs w:val="24"/>
-          </w:rPr>
-          <w:t>fullscreen</w:t>
-        </w:r>
-        <w:proofErr w:type="spellEnd"/>
       </w:hyperlink>
       <w:r>
         <w:rPr>
@@ -214,23 +503,13 @@
         <w:t xml:space="preserve"> since November 2012 from </w:t>
       </w:r>
       <w:hyperlink r:id="rId10" w:history="1">
-        <w:proofErr w:type="spellStart"/>
         <w:r>
           <w:rPr>
             <w:rStyle w:val="Hyperlink"/>
             <w:rFonts w:eastAsia="MS Mincho"/>
             <w:sz w:val="24"/>
           </w:rPr>
-          <w:t>SourceForge</w:t>
-        </w:r>
-        <w:proofErr w:type="spellEnd"/>
-        <w:r>
-          <w:rPr>
-            <w:rStyle w:val="Hyperlink"/>
-            <w:rFonts w:eastAsia="MS Mincho"/>
-            <w:sz w:val="24"/>
-          </w:rPr>
-          <w:t xml:space="preserve"> repository</w:t>
+          <w:t>SourceForge repository</w:t>
         </w:r>
       </w:hyperlink>
       <w:r>
@@ -243,22 +522,268 @@
     </w:p>
     <w:p>
       <w:pPr>
-        <w:pStyle w:val="BulletPoints"/>
+        <w:tabs>
+          <w:tab w:val="left" w:pos="924"/>
+        </w:tabs>
+      </w:pPr>
+    </w:p>
+    <w:p>
+      <w:pPr>
+        <w:tabs>
+          <w:tab w:val="left" w:pos="924"/>
+        </w:tabs>
+        <w:rPr>
+          <w:sz w:val="24"/>
+          <w:szCs w:val="24"/>
+        </w:rPr>
+      </w:pPr>
+      <w:r>
+        <w:t xml:space="preserve">               </w:t>
+      </w:r>
+      <w:r>
+        <w:rPr>
+          <w:sz w:val="24"/>
+          <w:szCs w:val="24"/>
+        </w:rPr>
+        <w:t xml:space="preserve">So far, never been a designer myself, I do have keen interest and passion </w:t>
+      </w:r>
+      <w:r>
+        <w:rPr>
+          <w:sz w:val="24"/>
+          <w:szCs w:val="24"/>
+        </w:rPr>
+        <w:t xml:space="preserve">in </w:t>
+      </w:r>
+      <w:r>
+        <w:rPr>
+          <w:sz w:val="24"/>
+          <w:szCs w:val="24"/>
+        </w:rPr>
+        <w:t xml:space="preserve">design artefacts,            </w:t>
+      </w:r>
+    </w:p>
+    <w:p>
+      <w:pPr>
+        <w:tabs>
+          <w:tab w:val="left" w:pos="924"/>
+        </w:tabs>
+        <w:rPr>
+          <w:sz w:val="24"/>
+          <w:szCs w:val="24"/>
+        </w:rPr>
+      </w:pPr>
+      <w:r>
+        <w:rPr>
+          <w:sz w:val="24"/>
+          <w:szCs w:val="24"/>
+        </w:rPr>
+        <w:t xml:space="preserve">              </w:t>
+      </w:r>
+      <w:r>
+        <w:rPr>
+          <w:sz w:val="24"/>
+          <w:szCs w:val="24"/>
+        </w:rPr>
+        <w:t xml:space="preserve"> </w:t>
+      </w:r>
+      <w:r>
+        <w:rPr>
+          <w:sz w:val="24"/>
+          <w:szCs w:val="24"/>
+        </w:rPr>
+        <w:t xml:space="preserve">books </w:t>
+      </w:r>
+      <w:r>
+        <w:rPr>
+          <w:sz w:val="24"/>
+          <w:szCs w:val="24"/>
+        </w:rPr>
+        <w:t>etc., and</w:t>
+      </w:r>
+      <w:r>
+        <w:rPr>
+          <w:sz w:val="24"/>
+          <w:szCs w:val="24"/>
+        </w:rPr>
+        <w:t xml:space="preserve"> is</w:t>
+      </w:r>
+      <w:r>
+        <w:rPr>
+          <w:sz w:val="24"/>
+          <w:szCs w:val="24"/>
+        </w:rPr>
+        <w:t xml:space="preserve"> involved in what might be termed as social, political, and economic design </w:t>
+      </w:r>
+    </w:p>
+    <w:p>
+      <w:pPr>
+        <w:tabs>
+          <w:tab w:val="left" w:pos="924"/>
+        </w:tabs>
+        <w:rPr>
+          <w:sz w:val="24"/>
+          <w:szCs w:val="24"/>
+        </w:rPr>
+      </w:pPr>
+      <w:r>
+        <w:rPr>
+          <w:sz w:val="24"/>
+          <w:szCs w:val="24"/>
+        </w:rPr>
+        <w:t xml:space="preserve">              </w:t>
+      </w:r>
+      <w:r>
+        <w:rPr>
+          <w:sz w:val="24"/>
+          <w:szCs w:val="24"/>
+        </w:rPr>
+        <w:t>engineering.</w:t>
+      </w:r>
+      <w:r>
+        <w:rPr>
+          <w:sz w:val="24"/>
+          <w:szCs w:val="24"/>
+        </w:rPr>
+        <w:t xml:space="preserve"> </w:t>
+      </w:r>
+      <w:r>
+        <w:rPr>
+          <w:sz w:val="24"/>
+          <w:szCs w:val="24"/>
+        </w:rPr>
+        <w:t xml:space="preserve">For that purpose, I do have multiple social media accounts sharing highly contextual </w:t>
+      </w:r>
+    </w:p>
+    <w:p>
+      <w:pPr>
+        <w:tabs>
+          <w:tab w:val="left" w:pos="924"/>
+        </w:tabs>
+        <w:rPr>
+          <w:sz w:val="24"/>
+          <w:szCs w:val="24"/>
+        </w:rPr>
+      </w:pPr>
+      <w:r>
+        <w:rPr>
+          <w:sz w:val="24"/>
+          <w:szCs w:val="24"/>
+        </w:rPr>
+        <w:t xml:space="preserve">              </w:t>
+      </w:r>
+      <w:r>
+        <w:rPr>
+          <w:sz w:val="24"/>
+          <w:szCs w:val="24"/>
+        </w:rPr>
+        <w:t xml:space="preserve">symbolic </w:t>
+      </w:r>
+      <w:r>
+        <w:rPr>
+          <w:sz w:val="24"/>
+          <w:szCs w:val="24"/>
+        </w:rPr>
+        <w:t xml:space="preserve">communication elements sometimes with visual media too.  </w:t>
+      </w:r>
+      <w:r>
+        <w:rPr>
+          <w:sz w:val="24"/>
+          <w:szCs w:val="24"/>
+        </w:rPr>
+        <w:t xml:space="preserve">Please visit below links </w:t>
+      </w:r>
+      <w:r>
+        <w:rPr>
+          <w:sz w:val="24"/>
+          <w:szCs w:val="24"/>
+        </w:rPr>
+        <w:t xml:space="preserve">to </w:t>
+      </w:r>
+    </w:p>
+    <w:p>
+      <w:pPr>
+        <w:tabs>
+          <w:tab w:val="left" w:pos="924"/>
+        </w:tabs>
+        <w:rPr>
+          <w:sz w:val="24"/>
+          <w:szCs w:val="24"/>
+        </w:rPr>
+      </w:pPr>
+      <w:r>
+        <w:rPr>
+          <w:sz w:val="24"/>
+          <w:szCs w:val="24"/>
+        </w:rPr>
+        <w:t xml:space="preserve">              </w:t>
+      </w:r>
+      <w:r>
+        <w:rPr>
+          <w:sz w:val="24"/>
+          <w:szCs w:val="24"/>
+        </w:rPr>
+        <w:t>have</w:t>
+      </w:r>
+      <w:r>
+        <w:rPr>
+          <w:sz w:val="24"/>
+          <w:szCs w:val="24"/>
+        </w:rPr>
+        <w:t xml:space="preserve"> a glimpse of my ethereal design engineering efforts:</w:t>
+      </w:r>
+    </w:p>
+    <w:p>
+      <w:pPr>
+        <w:pStyle w:val="ListParagraph"/>
         <w:numPr>
           <w:ilvl w:val="0"/>
-          <w:numId w:val="0"/>
+          <w:numId w:val="5"/>
         </w:numPr>
-        <w:ind w:left="8865" w:hanging="360"/>
-        <w:rPr>
-          <w:rFonts w:eastAsia="MS Mincho"/>
-          <w:sz w:val="24"/>
-          <w:szCs w:val="24"/>
-        </w:rPr>
-      </w:pPr>
-      <w:bookmarkStart w:id="0" w:name="_GoBack"/>
-      <w:bookmarkEnd w:id="0"/>
+        <w:tabs>
+          <w:tab w:val="left" w:pos="924"/>
+        </w:tabs>
+        <w:rPr>
+          <w:sz w:val="24"/>
+          <w:szCs w:val="24"/>
+        </w:rPr>
+      </w:pPr>
     </w:p>
-    <w:p/>
+    <w:p>
+      <w:pPr>
+        <w:tabs>
+          <w:tab w:val="left" w:pos="924"/>
+        </w:tabs>
+        <w:rPr>
+          <w:sz w:val="24"/>
+          <w:szCs w:val="24"/>
+        </w:rPr>
+      </w:pPr>
+      <w:r>
+        <w:rPr>
+          <w:sz w:val="24"/>
+          <w:szCs w:val="24"/>
+        </w:rPr>
+        <w:tab/>
+      </w:r>
+    </w:p>
+    <w:p>
+      <w:pPr>
+        <w:tabs>
+          <w:tab w:val="left" w:pos="924"/>
+        </w:tabs>
+        <w:rPr>
+          <w:sz w:val="24"/>
+          <w:szCs w:val="24"/>
+        </w:rPr>
+      </w:pPr>
+      <w:r>
+        <w:rPr>
+          <w:sz w:val="24"/>
+          <w:szCs w:val="24"/>
+        </w:rPr>
+        <w:t xml:space="preserve"> </w:t>
+      </w:r>
+    </w:p>
     <w:sectPr>
       <w:pgSz w:w="12240" w:h="15840"/>
       <w:pgMar w:top="1077" w:right="900" w:bottom="720" w:left="1080" w:header="0" w:footer="720" w:gutter="0"/>
@@ -386,6 +911,119 @@
     </w:lvl>
   </w:abstractNum>
   <w:abstractNum w:abstractNumId="1" w15:restartNumberingAfterBreak="0">
+    <w:nsid w:val="1DB13CAB"/>
+    <w:multiLevelType w:val="hybridMultilevel"/>
+    <w:tmpl w:val="69EE512A"/>
+    <w:lvl w:ilvl="0" w:tplc="40090001">
+      <w:start w:val="1"/>
+      <w:numFmt w:val="bullet"/>
+      <w:lvlText w:val=""/>
+      <w:lvlJc w:val="left"/>
+      <w:pPr>
+        <w:ind w:left="720" w:hanging="360"/>
+      </w:pPr>
+      <w:rPr>
+        <w:rFonts w:ascii="Symbol" w:hAnsi="Symbol" w:hint="default"/>
+      </w:rPr>
+    </w:lvl>
+    <w:lvl w:ilvl="1" w:tplc="40090003" w:tentative="1">
+      <w:start w:val="1"/>
+      <w:numFmt w:val="bullet"/>
+      <w:lvlText w:val="o"/>
+      <w:lvlJc w:val="left"/>
+      <w:pPr>
+        <w:ind w:left="1440" w:hanging="360"/>
+      </w:pPr>
+      <w:rPr>
+        <w:rFonts w:ascii="Courier New" w:hAnsi="Courier New" w:cs="Courier New" w:hint="default"/>
+      </w:rPr>
+    </w:lvl>
+    <w:lvl w:ilvl="2" w:tplc="40090005" w:tentative="1">
+      <w:start w:val="1"/>
+      <w:numFmt w:val="bullet"/>
+      <w:lvlText w:val=""/>
+      <w:lvlJc w:val="left"/>
+      <w:pPr>
+        <w:ind w:left="2160" w:hanging="360"/>
+      </w:pPr>
+      <w:rPr>
+        <w:rFonts w:ascii="Wingdings" w:hAnsi="Wingdings" w:hint="default"/>
+      </w:rPr>
+    </w:lvl>
+    <w:lvl w:ilvl="3" w:tplc="40090001" w:tentative="1">
+      <w:start w:val="1"/>
+      <w:numFmt w:val="bullet"/>
+      <w:lvlText w:val=""/>
+      <w:lvlJc w:val="left"/>
+      <w:pPr>
+        <w:ind w:left="2880" w:hanging="360"/>
+      </w:pPr>
+      <w:rPr>
+        <w:rFonts w:ascii="Symbol" w:hAnsi="Symbol" w:hint="default"/>
+      </w:rPr>
+    </w:lvl>
+    <w:lvl w:ilvl="4" w:tplc="40090003" w:tentative="1">
+      <w:start w:val="1"/>
+      <w:numFmt w:val="bullet"/>
+      <w:lvlText w:val="o"/>
+      <w:lvlJc w:val="left"/>
+      <w:pPr>
+        <w:ind w:left="3600" w:hanging="360"/>
+      </w:pPr>
+      <w:rPr>
+        <w:rFonts w:ascii="Courier New" w:hAnsi="Courier New" w:cs="Courier New" w:hint="default"/>
+      </w:rPr>
+    </w:lvl>
+    <w:lvl w:ilvl="5" w:tplc="40090005" w:tentative="1">
+      <w:start w:val="1"/>
+      <w:numFmt w:val="bullet"/>
+      <w:lvlText w:val=""/>
+      <w:lvlJc w:val="left"/>
+      <w:pPr>
+        <w:ind w:left="4320" w:hanging="360"/>
+      </w:pPr>
+      <w:rPr>
+        <w:rFonts w:ascii="Wingdings" w:hAnsi="Wingdings" w:hint="default"/>
+      </w:rPr>
+    </w:lvl>
+    <w:lvl w:ilvl="6" w:tplc="40090001" w:tentative="1">
+      <w:start w:val="1"/>
+      <w:numFmt w:val="bullet"/>
+      <w:lvlText w:val=""/>
+      <w:lvlJc w:val="left"/>
+      <w:pPr>
+        <w:ind w:left="5040" w:hanging="360"/>
+      </w:pPr>
+      <w:rPr>
+        <w:rFonts w:ascii="Symbol" w:hAnsi="Symbol" w:hint="default"/>
+      </w:rPr>
+    </w:lvl>
+    <w:lvl w:ilvl="7" w:tplc="40090003" w:tentative="1">
+      <w:start w:val="1"/>
+      <w:numFmt w:val="bullet"/>
+      <w:lvlText w:val="o"/>
+      <w:lvlJc w:val="left"/>
+      <w:pPr>
+        <w:ind w:left="5760" w:hanging="360"/>
+      </w:pPr>
+      <w:rPr>
+        <w:rFonts w:ascii="Courier New" w:hAnsi="Courier New" w:cs="Courier New" w:hint="default"/>
+      </w:rPr>
+    </w:lvl>
+    <w:lvl w:ilvl="8" w:tplc="40090005" w:tentative="1">
+      <w:start w:val="1"/>
+      <w:numFmt w:val="bullet"/>
+      <w:lvlText w:val=""/>
+      <w:lvlJc w:val="left"/>
+      <w:pPr>
+        <w:ind w:left="6480" w:hanging="360"/>
+      </w:pPr>
+      <w:rPr>
+        <w:rFonts w:ascii="Wingdings" w:hAnsi="Wingdings" w:hint="default"/>
+      </w:rPr>
+    </w:lvl>
+  </w:abstractNum>
+  <w:abstractNum w:abstractNumId="2" w15:restartNumberingAfterBreak="0">
     <w:nsid w:val="38A96950"/>
     <w:multiLevelType w:val="hybridMultilevel"/>
     <w:tmpl w:val="C12E9A32"/>
@@ -504,34 +1142,19 @@
     </w:lvl>
   </w:abstractNum>
   <w:num w:numId="1">
-    <w:abstractNumId w:val="1"/>
+    <w:abstractNumId w:val="2"/>
   </w:num>
   <w:num w:numId="2">
     <w:abstractNumId w:val="0"/>
   </w:num>
   <w:num w:numId="3">
-    <w:abstractNumId w:val="1"/>
-    <w:lvlOverride w:ilvl="0"/>
-    <w:lvlOverride w:ilvl="1"/>
-    <w:lvlOverride w:ilvl="2"/>
-    <w:lvlOverride w:ilvl="3"/>
-    <w:lvlOverride w:ilvl="4"/>
-    <w:lvlOverride w:ilvl="5"/>
-    <w:lvlOverride w:ilvl="6"/>
-    <w:lvlOverride w:ilvl="7"/>
-    <w:lvlOverride w:ilvl="8"/>
+    <w:abstractNumId w:val="2"/>
   </w:num>
   <w:num w:numId="4">
     <w:abstractNumId w:val="0"/>
-    <w:lvlOverride w:ilvl="0"/>
-    <w:lvlOverride w:ilvl="1"/>
-    <w:lvlOverride w:ilvl="2"/>
-    <w:lvlOverride w:ilvl="3"/>
-    <w:lvlOverride w:ilvl="4"/>
-    <w:lvlOverride w:ilvl="5"/>
-    <w:lvlOverride w:ilvl="6"/>
-    <w:lvlOverride w:ilvl="7"/>
-    <w:lvlOverride w:ilvl="8"/>
+  </w:num>
+  <w:num w:numId="5">
+    <w:abstractNumId w:val="1"/>
   </w:num>
 </w:numbering>
 </file>
@@ -985,6 +1608,29 @@
       <w:lang w:val="en-US" w:bidi="ar-SA"/>
     </w:rPr>
   </w:style>
+  <w:style w:type="character" w:styleId="FollowedHyperlink">
+    <w:name w:val="FollowedHyperlink"/>
+    <w:basedOn w:val="DefaultParagraphFont"/>
+    <w:uiPriority w:val="99"/>
+    <w:semiHidden/>
+    <w:unhideWhenUsed/>
+    <w:rsid w:val="00C86606"/>
+    <w:rPr>
+      <w:color w:val="954F72" w:themeColor="followedHyperlink"/>
+      <w:u w:val="single"/>
+    </w:rPr>
+  </w:style>
+  <w:style w:type="paragraph" w:styleId="ListParagraph">
+    <w:name w:val="List Paragraph"/>
+    <w:basedOn w:val="Normal"/>
+    <w:uiPriority w:val="34"/>
+    <w:qFormat/>
+    <w:rsid w:val="008C22EA"/>
+    <w:pPr>
+      <w:ind w:left="720"/>
+      <w:contextualSpacing/>
+    </w:pPr>
+  </w:style>
 </w:styles>
 </file>
 

--- a/Portfolio.docx
+++ b/Portfolio.docx
@@ -4,353 +4,241 @@
   <w:body>
     <w:p>
       <w:pPr>
-        <w:ind w:left="1114" w:hanging="360"/>
-        <w:rPr>
-          <w:sz w:val="24"/>
-          <w:szCs w:val="24"/>
-        </w:rPr>
-      </w:pPr>
-      <w:r>
-        <w:rPr>
-          <w:sz w:val="24"/>
-          <w:szCs w:val="24"/>
-        </w:rPr>
-        <w:t xml:space="preserve">Lacking the necessary learning for visual design tools and processes, and perhaps, seeking further </w:t>
+        <w:rPr>
+          <w:rFonts w:ascii="Calibri" w:hAnsi="Calibri" w:cs="Calibri"/>
+          <w:sz w:val="24"/>
+          <w:szCs w:val="24"/>
+        </w:rPr>
+      </w:pPr>
+      <w:r>
+        <w:rPr>
+          <w:rFonts w:ascii="Calibri" w:hAnsi="Calibri" w:cs="Calibri"/>
+          <w:sz w:val="24"/>
+          <w:szCs w:val="24"/>
+        </w:rPr>
+        <w:t xml:space="preserve">Lacking the necessary learning for visual design tools and processes, and perhaps, seeking </w:t>
       </w:r>
     </w:p>
     <w:p>
       <w:pPr>
-        <w:ind w:left="1114" w:hanging="360"/>
-        <w:rPr>
-          <w:sz w:val="24"/>
-          <w:szCs w:val="24"/>
-        </w:rPr>
-      </w:pPr>
-      <w:r>
-        <w:rPr>
-          <w:sz w:val="24"/>
-          <w:szCs w:val="24"/>
-        </w:rPr>
-        <w:t xml:space="preserve">education to </w:t>
-      </w:r>
-      <w:r>
-        <w:rPr>
-          <w:sz w:val="24"/>
-          <w:szCs w:val="24"/>
-        </w:rPr>
-        <w:t xml:space="preserve">grasp in-depth knowledge of industrial design and collaboration tools, </w:t>
-      </w:r>
-      <w:r>
-        <w:rPr>
-          <w:rFonts w:eastAsia="MS Mincho"/>
-          <w:sz w:val="24"/>
-          <w:szCs w:val="24"/>
-        </w:rPr>
-        <w:t>personally,</w:t>
-      </w:r>
-      <w:r>
-        <w:rPr>
-          <w:sz w:val="24"/>
-          <w:szCs w:val="24"/>
-        </w:rPr>
-        <w:t xml:space="preserve">  </w:t>
-      </w:r>
+        <w:rPr>
+          <w:rFonts w:ascii="Calibri" w:hAnsi="Calibri" w:cs="Calibri"/>
+          <w:sz w:val="24"/>
+          <w:szCs w:val="24"/>
+        </w:rPr>
+      </w:pPr>
+      <w:r>
+        <w:rPr>
+          <w:rFonts w:ascii="Calibri" w:hAnsi="Calibri" w:cs="Calibri"/>
+          <w:sz w:val="24"/>
+          <w:szCs w:val="24"/>
+        </w:rPr>
+        <w:t xml:space="preserve">further education to grasp in-depth knowledge of </w:t>
+      </w:r>
+      <w:r>
+        <w:rPr>
+          <w:rFonts w:ascii="Calibri" w:hAnsi="Calibri" w:cs="Calibri"/>
+          <w:sz w:val="24"/>
+          <w:szCs w:val="24"/>
+        </w:rPr>
+        <w:t>UX</w:t>
+      </w:r>
+      <w:r>
+        <w:rPr>
+          <w:rFonts w:ascii="Calibri" w:hAnsi="Calibri" w:cs="Calibri"/>
+          <w:sz w:val="24"/>
+          <w:szCs w:val="24"/>
+        </w:rPr>
+        <w:t xml:space="preserve"> design and collaboration tools, </w:t>
+      </w:r>
+    </w:p>
+    <w:p>
+      <w:pPr>
+        <w:rPr>
+          <w:rFonts w:ascii="Calibri" w:hAnsi="Calibri" w:cs="Calibri"/>
+          <w:sz w:val="24"/>
+          <w:szCs w:val="24"/>
+        </w:rPr>
+      </w:pPr>
+      <w:r>
+        <w:rPr>
+          <w:rFonts w:ascii="Calibri" w:hAnsi="Calibri" w:cs="Calibri"/>
+          <w:sz w:val="24"/>
+          <w:szCs w:val="24"/>
+        </w:rPr>
+        <w:t xml:space="preserve">personally, this might be </w:t>
+      </w:r>
+      <w:r>
+        <w:rPr>
+          <w:rFonts w:ascii="Calibri" w:hAnsi="Calibri" w:cs="Calibri"/>
+          <w:sz w:val="24"/>
+          <w:szCs w:val="24"/>
+        </w:rPr>
+        <w:t xml:space="preserve">the </w:t>
+      </w:r>
+      <w:r>
+        <w:rPr>
+          <w:rFonts w:ascii="Calibri" w:hAnsi="Calibri" w:cs="Calibri"/>
+          <w:sz w:val="24"/>
+          <w:szCs w:val="24"/>
+        </w:rPr>
+        <w:t xml:space="preserve">toughest requirement of application process for me. But, since </w:t>
+      </w:r>
+    </w:p>
+    <w:p>
+      <w:pPr>
+        <w:rPr>
+          <w:rFonts w:ascii="Calibri" w:hAnsi="Calibri" w:cs="Calibri"/>
+          <w:sz w:val="24"/>
+          <w:szCs w:val="24"/>
+        </w:rPr>
+      </w:pPr>
+      <w:r>
+        <w:rPr>
+          <w:rFonts w:ascii="Calibri" w:hAnsi="Calibri" w:cs="Calibri"/>
+          <w:sz w:val="24"/>
+          <w:szCs w:val="24"/>
+        </w:rPr>
+        <w:t xml:space="preserve">Human-Computer Interaction as a domain itself was born out of engineering efforts, I would </w:t>
+      </w:r>
+    </w:p>
+    <w:p>
+      <w:pPr>
+        <w:rPr>
+          <w:rFonts w:ascii="Calibri" w:hAnsi="Calibri" w:cs="Calibri"/>
+          <w:sz w:val="24"/>
+          <w:szCs w:val="24"/>
+        </w:rPr>
+      </w:pPr>
+      <w:r>
+        <w:rPr>
+          <w:rFonts w:ascii="Calibri" w:hAnsi="Calibri" w:cs="Calibri"/>
+          <w:sz w:val="24"/>
+          <w:szCs w:val="24"/>
+        </w:rPr>
+        <w:t>like to shed even more light on my activities in engineering as well as design engineering.</w:t>
+      </w:r>
+    </w:p>
+    <w:p>
+      <w:pPr>
+        <w:rPr>
+          <w:rFonts w:ascii="Calibri" w:hAnsi="Calibri" w:cs="Calibri"/>
+          <w:sz w:val="24"/>
+          <w:szCs w:val="24"/>
+        </w:rPr>
+      </w:pPr>
+    </w:p>
+    <w:p>
+      <w:pPr>
+        <w:rPr>
+          <w:rFonts w:ascii="Calibri" w:hAnsi="Calibri" w:cs="Calibri"/>
+          <w:sz w:val="24"/>
+          <w:szCs w:val="24"/>
+        </w:rPr>
+      </w:pPr>
+      <w:r>
+        <w:rPr>
+          <w:rFonts w:ascii="Calibri" w:hAnsi="Calibri" w:cs="Calibri"/>
+          <w:sz w:val="24"/>
+          <w:szCs w:val="24"/>
+        </w:rPr>
+        <w:t xml:space="preserve">As far as my tech engineering portfolio is concerned, in addition to weblinks </w:t>
+      </w:r>
+      <w:r>
+        <w:rPr>
+          <w:rFonts w:ascii="Calibri" w:hAnsi="Calibri" w:cs="Calibri"/>
+          <w:sz w:val="24"/>
+          <w:szCs w:val="24"/>
+        </w:rPr>
+        <w:t>uncovering</w:t>
+      </w:r>
+      <w:r>
+        <w:rPr>
+          <w:rFonts w:ascii="Calibri" w:hAnsi="Calibri" w:cs="Calibri"/>
+          <w:sz w:val="24"/>
+          <w:szCs w:val="24"/>
+        </w:rPr>
+        <w:t xml:space="preserve"> </w:t>
+      </w:r>
+    </w:p>
+    <w:p>
+      <w:pPr>
+        <w:rPr>
+          <w:rFonts w:ascii="Calibri" w:hAnsi="Calibri" w:cs="Calibri"/>
+          <w:sz w:val="24"/>
+          <w:szCs w:val="24"/>
+        </w:rPr>
+      </w:pPr>
+      <w:r>
+        <w:rPr>
+          <w:rFonts w:ascii="Calibri" w:hAnsi="Calibri" w:cs="Calibri"/>
+          <w:sz w:val="24"/>
+          <w:szCs w:val="24"/>
+        </w:rPr>
+        <w:t xml:space="preserve">source code of some projects in my resume, other notable </w:t>
+      </w:r>
+      <w:r>
+        <w:rPr>
+          <w:rFonts w:ascii="Calibri" w:hAnsi="Calibri" w:cs="Calibri"/>
+          <w:sz w:val="24"/>
+          <w:szCs w:val="24"/>
+        </w:rPr>
+        <w:t>elaborations</w:t>
+      </w:r>
+      <w:r>
+        <w:rPr>
+          <w:rFonts w:ascii="Calibri" w:hAnsi="Calibri" w:cs="Calibri"/>
+          <w:sz w:val="24"/>
+          <w:szCs w:val="24"/>
+        </w:rPr>
+        <w:t xml:space="preserve"> are:</w:t>
+      </w:r>
+    </w:p>
+    <w:p>
+      <w:pPr>
+        <w:rPr>
+          <w:rFonts w:ascii="Calibri" w:hAnsi="Calibri" w:cs="Calibri"/>
+          <w:sz w:val="24"/>
+          <w:szCs w:val="24"/>
+        </w:rPr>
+      </w:pPr>
     </w:p>
     <w:p>
       <w:pPr>
         <w:pStyle w:val="BulletPoints"/>
         <w:numPr>
           <w:ilvl w:val="0"/>
-          <w:numId w:val="0"/>
+          <w:numId w:val="1"/>
         </w:numPr>
-        <w:ind w:left="720" w:firstLine="60"/>
-        <w:rPr>
-          <w:rFonts w:eastAsia="MS Mincho"/>
-          <w:sz w:val="24"/>
-          <w:szCs w:val="24"/>
-        </w:rPr>
-      </w:pPr>
-      <w:r>
-        <w:rPr>
-          <w:sz w:val="24"/>
-          <w:szCs w:val="24"/>
-        </w:rPr>
-        <w:t>this might be</w:t>
-      </w:r>
-      <w:r>
-        <w:rPr>
-          <w:rFonts w:eastAsia="MS Mincho"/>
-          <w:sz w:val="24"/>
-          <w:szCs w:val="24"/>
-        </w:rPr>
-        <w:t xml:space="preserve"> </w:t>
-      </w:r>
-      <w:r>
-        <w:rPr>
-          <w:rFonts w:eastAsia="MS Mincho"/>
-          <w:sz w:val="24"/>
-          <w:szCs w:val="24"/>
-        </w:rPr>
-        <w:t xml:space="preserve">toughest requirement of application process for me. But, since Human-Computer </w:t>
-      </w:r>
-    </w:p>
-    <w:p>
-      <w:pPr>
-        <w:pStyle w:val="BulletPoints"/>
-        <w:numPr>
-          <w:ilvl w:val="0"/>
-          <w:numId w:val="0"/>
-        </w:numPr>
-        <w:ind w:left="720" w:firstLine="60"/>
-        <w:rPr>
-          <w:rFonts w:eastAsia="MS Mincho"/>
-          <w:sz w:val="24"/>
-          <w:szCs w:val="24"/>
-        </w:rPr>
-      </w:pPr>
-      <w:r>
-        <w:rPr>
-          <w:rFonts w:eastAsia="MS Mincho"/>
-          <w:sz w:val="24"/>
-          <w:szCs w:val="24"/>
-        </w:rPr>
-        <w:t xml:space="preserve">Interaction as </w:t>
-      </w:r>
-      <w:r>
-        <w:rPr>
-          <w:rFonts w:eastAsia="MS Mincho"/>
-          <w:sz w:val="24"/>
-          <w:szCs w:val="24"/>
-        </w:rPr>
-        <w:t xml:space="preserve">a </w:t>
-      </w:r>
-      <w:r>
-        <w:rPr>
-          <w:rFonts w:eastAsia="MS Mincho"/>
-          <w:sz w:val="24"/>
-          <w:szCs w:val="24"/>
-        </w:rPr>
-        <w:t>domain itself was born out of</w:t>
-      </w:r>
-      <w:r>
-        <w:rPr>
-          <w:rFonts w:eastAsia="MS Mincho"/>
-          <w:sz w:val="24"/>
-          <w:szCs w:val="24"/>
-        </w:rPr>
-        <w:t xml:space="preserve"> engineering</w:t>
-      </w:r>
-      <w:r>
-        <w:rPr>
-          <w:rFonts w:eastAsia="MS Mincho"/>
-          <w:sz w:val="24"/>
-          <w:szCs w:val="24"/>
-        </w:rPr>
-        <w:t xml:space="preserve"> efforts, I would</w:t>
-      </w:r>
-      <w:r>
-        <w:rPr>
-          <w:rFonts w:eastAsia="MS Mincho"/>
-          <w:sz w:val="24"/>
-          <w:szCs w:val="24"/>
-        </w:rPr>
-        <w:t xml:space="preserve"> like to shed even      </w:t>
-      </w:r>
-    </w:p>
-    <w:p>
-      <w:pPr>
-        <w:pStyle w:val="BulletPoints"/>
-        <w:numPr>
-          <w:ilvl w:val="0"/>
-          <w:numId w:val="0"/>
-        </w:numPr>
-        <w:ind w:left="720" w:firstLine="60"/>
-        <w:rPr>
-          <w:rFonts w:eastAsia="MS Mincho"/>
-          <w:sz w:val="24"/>
-          <w:szCs w:val="24"/>
-        </w:rPr>
-      </w:pPr>
-      <w:r>
-        <w:rPr>
-          <w:rFonts w:eastAsia="MS Mincho"/>
-          <w:sz w:val="24"/>
-          <w:szCs w:val="24"/>
-        </w:rPr>
-        <w:t xml:space="preserve">more light on my activities in engineering as well as design engineering. </w:t>
-      </w:r>
-    </w:p>
-    <w:p>
-      <w:pPr>
-        <w:pStyle w:val="BulletPoints"/>
-        <w:numPr>
-          <w:ilvl w:val="0"/>
-          <w:numId w:val="0"/>
-        </w:numPr>
-        <w:ind w:left="720" w:firstLine="60"/>
-        <w:rPr>
-          <w:rFonts w:eastAsia="MS Mincho"/>
-          <w:sz w:val="24"/>
-          <w:szCs w:val="24"/>
-        </w:rPr>
-      </w:pPr>
-    </w:p>
-    <w:p>
-      <w:pPr>
-        <w:pStyle w:val="BulletPoints"/>
-        <w:numPr>
-          <w:ilvl w:val="0"/>
-          <w:numId w:val="0"/>
-        </w:numPr>
-        <w:ind w:left="780"/>
-        <w:rPr>
-          <w:rFonts w:eastAsia="MS Mincho"/>
-          <w:sz w:val="24"/>
-          <w:szCs w:val="24"/>
-        </w:rPr>
-      </w:pPr>
-      <w:r>
-        <w:rPr>
-          <w:rFonts w:eastAsia="MS Mincho"/>
-          <w:sz w:val="24"/>
-          <w:szCs w:val="24"/>
-        </w:rPr>
-        <w:t xml:space="preserve">As far as </w:t>
-      </w:r>
-      <w:r>
-        <w:rPr>
-          <w:rFonts w:eastAsia="MS Mincho"/>
-          <w:sz w:val="24"/>
-          <w:szCs w:val="24"/>
-        </w:rPr>
-        <w:t xml:space="preserve">my </w:t>
-      </w:r>
-      <w:r>
-        <w:rPr>
-          <w:rFonts w:eastAsia="MS Mincho"/>
-          <w:sz w:val="24"/>
-          <w:szCs w:val="24"/>
-        </w:rPr>
-        <w:t xml:space="preserve">tech engineering portfolio is concerned, in addition to weblinks mentioning source code </w:t>
-      </w:r>
-      <w:bookmarkStart w:id="0" w:name="_GoBack"/>
-      <w:bookmarkEnd w:id="0"/>
-      <w:r>
-        <w:rPr>
-          <w:rFonts w:eastAsia="MS Mincho"/>
-          <w:sz w:val="24"/>
-          <w:szCs w:val="24"/>
-        </w:rPr>
-        <w:t xml:space="preserve">of some projects in my resume, </w:t>
-      </w:r>
-      <w:r>
-        <w:rPr>
-          <w:rFonts w:eastAsia="MS Mincho"/>
-          <w:sz w:val="24"/>
-          <w:szCs w:val="24"/>
-        </w:rPr>
-        <w:t>other</w:t>
-      </w:r>
-      <w:r>
-        <w:rPr>
-          <w:rFonts w:eastAsia="MS Mincho"/>
-          <w:sz w:val="24"/>
-          <w:szCs w:val="24"/>
-        </w:rPr>
-        <w:t xml:space="preserve"> notable</w:t>
-      </w:r>
-      <w:r>
-        <w:rPr>
-          <w:rFonts w:eastAsia="MS Mincho"/>
-          <w:sz w:val="24"/>
-          <w:szCs w:val="24"/>
-        </w:rPr>
-        <w:t xml:space="preserve"> </w:t>
-      </w:r>
-      <w:r>
-        <w:rPr>
-          <w:rFonts w:eastAsia="MS Mincho"/>
-          <w:sz w:val="24"/>
-          <w:szCs w:val="24"/>
-        </w:rPr>
-        <w:t>distinction</w:t>
-      </w:r>
-      <w:r>
-        <w:rPr>
-          <w:rFonts w:eastAsia="MS Mincho"/>
-          <w:sz w:val="24"/>
-          <w:szCs w:val="24"/>
-        </w:rPr>
-        <w:t>s</w:t>
-      </w:r>
-      <w:r>
-        <w:rPr>
-          <w:rFonts w:eastAsia="MS Mincho"/>
-          <w:sz w:val="24"/>
-          <w:szCs w:val="24"/>
-        </w:rPr>
-        <w:t xml:space="preserve"> are</w:t>
-      </w:r>
-      <w:r>
-        <w:rPr>
-          <w:rFonts w:eastAsia="MS Mincho"/>
-          <w:sz w:val="24"/>
-          <w:szCs w:val="24"/>
-        </w:rPr>
-        <w:t>:</w:t>
-      </w:r>
-    </w:p>
-    <w:p>
-      <w:pPr>
-        <w:pStyle w:val="BulletPoints"/>
-        <w:numPr>
-          <w:ilvl w:val="0"/>
-          <w:numId w:val="0"/>
-        </w:numPr>
-        <w:ind w:left="8865" w:hanging="360"/>
-        <w:rPr>
-          <w:rFonts w:eastAsia="MS Mincho"/>
-          <w:sz w:val="24"/>
-          <w:szCs w:val="24"/>
-        </w:rPr>
-      </w:pPr>
-    </w:p>
-    <w:p>
-      <w:pPr>
-        <w:pStyle w:val="BulletPoints"/>
-        <w:numPr>
-          <w:ilvl w:val="0"/>
-          <w:numId w:val="2"/>
-        </w:numPr>
-        <w:rPr>
-          <w:rFonts w:eastAsia="MS Mincho"/>
-          <w:sz w:val="24"/>
-          <w:szCs w:val="24"/>
-        </w:rPr>
-      </w:pPr>
-      <w:r>
-        <w:rPr>
-          <w:rFonts w:eastAsia="MS Mincho"/>
-          <w:sz w:val="24"/>
-          <w:szCs w:val="24"/>
-        </w:rPr>
-        <w:t xml:space="preserve">Maybe, my </w:t>
-      </w:r>
-      <w:r>
-        <w:rPr>
-          <w:rFonts w:eastAsia="MS Mincho"/>
-          <w:sz w:val="24"/>
-          <w:szCs w:val="24"/>
-        </w:rPr>
-        <w:t>G</w:t>
-      </w:r>
-      <w:r>
-        <w:rPr>
-          <w:rFonts w:eastAsia="MS Mincho"/>
-          <w:sz w:val="24"/>
-          <w:szCs w:val="24"/>
-        </w:rPr>
-        <w:t xml:space="preserve">itHub </w:t>
+        <w:rPr>
+          <w:rFonts w:eastAsia="MS Mincho"/>
+          <w:sz w:val="24"/>
+          <w:szCs w:val="24"/>
+        </w:rPr>
+      </w:pPr>
+      <w:r>
+        <w:rPr>
+          <w:rFonts w:eastAsia="MS Mincho"/>
+          <w:sz w:val="24"/>
+          <w:szCs w:val="24"/>
+        </w:rPr>
+        <w:t>Maybe</w:t>
+      </w:r>
+      <w:r>
+        <w:rPr>
+          <w:rFonts w:eastAsia="MS Mincho"/>
+          <w:sz w:val="24"/>
+          <w:szCs w:val="24"/>
+        </w:rPr>
+        <w:t xml:space="preserve"> my</w:t>
+      </w:r>
+      <w:r>
+        <w:rPr>
+          <w:rFonts w:eastAsia="MS Mincho"/>
+          <w:sz w:val="24"/>
+          <w:szCs w:val="24"/>
+        </w:rPr>
+        <w:t xml:space="preserve"> GitHub </w:t>
       </w:r>
       <w:hyperlink r:id="rId5" w:history="1">
         <w:r>
@@ -388,7 +276,15 @@
           <w:sz w:val="24"/>
           <w:szCs w:val="24"/>
         </w:rPr>
-        <w:t xml:space="preserve"> are the closest trails of my journey and interests in enterprise programming. </w:t>
+        <w:t>,</w:t>
+      </w:r>
+      <w:r>
+        <w:rPr>
+          <w:rFonts w:eastAsia="MS Mincho"/>
+          <w:sz w:val="24"/>
+          <w:szCs w:val="24"/>
+        </w:rPr>
+        <w:t xml:space="preserve"> the closest trails of my journey and interests in enterprise programming. </w:t>
       </w:r>
     </w:p>
     <w:p>
@@ -396,7 +292,7 @@
         <w:pStyle w:val="BulletPoints"/>
         <w:numPr>
           <w:ilvl w:val="0"/>
-          <w:numId w:val="2"/>
+          <w:numId w:val="1"/>
         </w:numPr>
         <w:rPr>
           <w:rFonts w:eastAsia="MS Mincho"/>
@@ -410,7 +306,31 @@
           <w:sz w:val="24"/>
           <w:szCs w:val="24"/>
         </w:rPr>
-        <w:t xml:space="preserve">Published three packages at </w:t>
+        <w:t>T</w:t>
+      </w:r>
+      <w:r>
+        <w:rPr>
+          <w:rFonts w:eastAsia="MS Mincho"/>
+          <w:sz w:val="24"/>
+          <w:szCs w:val="24"/>
+        </w:rPr>
+        <w:t xml:space="preserve">hree </w:t>
+      </w:r>
+      <w:r>
+        <w:rPr>
+          <w:rFonts w:eastAsia="MS Mincho"/>
+          <w:sz w:val="24"/>
+          <w:szCs w:val="24"/>
+        </w:rPr>
+        <w:t xml:space="preserve">published </w:t>
+      </w:r>
+      <w:r>
+        <w:rPr>
+          <w:rFonts w:eastAsia="MS Mincho"/>
+          <w:sz w:val="24"/>
+          <w:szCs w:val="24"/>
+        </w:rPr>
+        <w:t xml:space="preserve">packages at </w:t>
       </w:r>
       <w:hyperlink r:id="rId7" w:history="1">
         <w:r>
@@ -429,23 +349,7 @@
           <w:sz w:val="24"/>
           <w:szCs w:val="24"/>
         </w:rPr>
-        <w:t xml:space="preserve">, among which </w:t>
-      </w:r>
-      <w:r>
-        <w:rPr>
-          <w:rFonts w:eastAsia="MS Mincho"/>
-          <w:sz w:val="24"/>
-          <w:szCs w:val="24"/>
-        </w:rPr>
-        <w:t>predominantly</w:t>
-      </w:r>
-      <w:r>
-        <w:rPr>
-          <w:rFonts w:eastAsia="MS Mincho"/>
-          <w:sz w:val="24"/>
-          <w:szCs w:val="24"/>
-        </w:rPr>
-        <w:t xml:space="preserve"> </w:t>
+        <w:t xml:space="preserve">, among which predominantly </w:t>
       </w:r>
       <w:hyperlink r:id="rId8" w:history="1">
         <w:r>
@@ -472,18 +376,29 @@
         <w:pStyle w:val="BulletPoints"/>
         <w:numPr>
           <w:ilvl w:val="0"/>
-          <w:numId w:val="2"/>
+          <w:numId w:val="1"/>
         </w:numPr>
         <w:rPr>
           <w:rFonts w:eastAsia="MS Mincho"/>
-        </w:rPr>
-      </w:pPr>
-      <w:r>
-        <w:rPr>
-          <w:rFonts w:eastAsia="MS Mincho"/>
-          <w:sz w:val="24"/>
-        </w:rPr>
-        <w:t xml:space="preserve">PC Down project has been downloaded more than </w:t>
+          <w:sz w:val="24"/>
+          <w:szCs w:val="24"/>
+        </w:rPr>
+      </w:pPr>
+      <w:r>
+        <w:rPr>
+          <w:rFonts w:eastAsia="MS Mincho"/>
+          <w:sz w:val="24"/>
+          <w:szCs w:val="24"/>
+        </w:rPr>
+        <w:t>M</w:t>
+      </w:r>
+      <w:r>
+        <w:rPr>
+          <w:rFonts w:eastAsia="MS Mincho"/>
+          <w:sz w:val="24"/>
+          <w:szCs w:val="24"/>
+        </w:rPr>
+        <w:t xml:space="preserve">ore than </w:t>
       </w:r>
       <w:hyperlink r:id="rId9" w:history="1">
         <w:r>
@@ -491,6 +406,7 @@
             <w:rStyle w:val="Hyperlink"/>
             <w:rFonts w:eastAsia="MS Mincho"/>
             <w:sz w:val="24"/>
+            <w:szCs w:val="24"/>
           </w:rPr>
           <w:t>600 times</w:t>
         </w:r>
@@ -499,8 +415,59 @@
         <w:rPr>
           <w:rFonts w:eastAsia="MS Mincho"/>
           <w:sz w:val="24"/>
-        </w:rPr>
-        <w:t xml:space="preserve"> since November 2012 from </w:t>
+          <w:szCs w:val="24"/>
+        </w:rPr>
+        <w:t xml:space="preserve"> </w:t>
+      </w:r>
+      <w:r>
+        <w:rPr>
+          <w:rFonts w:eastAsia="MS Mincho"/>
+          <w:sz w:val="24"/>
+          <w:szCs w:val="24"/>
+        </w:rPr>
+        <w:t>download</w:t>
+      </w:r>
+      <w:r>
+        <w:rPr>
+          <w:rFonts w:eastAsia="MS Mincho"/>
+          <w:sz w:val="24"/>
+          <w:szCs w:val="24"/>
+        </w:rPr>
+        <w:t>s</w:t>
+      </w:r>
+      <w:r>
+        <w:rPr>
+          <w:rFonts w:eastAsia="MS Mincho"/>
+          <w:sz w:val="24"/>
+          <w:szCs w:val="24"/>
+        </w:rPr>
+        <w:t xml:space="preserve"> of </w:t>
+      </w:r>
+      <w:r>
+        <w:rPr>
+          <w:rFonts w:eastAsia="MS Mincho"/>
+          <w:sz w:val="24"/>
+          <w:szCs w:val="24"/>
+        </w:rPr>
+        <w:t xml:space="preserve">PC Down </w:t>
+      </w:r>
+      <w:r>
+        <w:rPr>
+          <w:rFonts w:eastAsia="MS Mincho"/>
+          <w:sz w:val="24"/>
+          <w:szCs w:val="24"/>
+        </w:rPr>
+        <w:t>executable</w:t>
+      </w:r>
+      <w:bookmarkStart w:id="0" w:name="_GoBack"/>
+      <w:bookmarkEnd w:id="0"/>
+      <w:r>
+        <w:rPr>
+          <w:rFonts w:eastAsia="MS Mincho"/>
+          <w:sz w:val="24"/>
+          <w:szCs w:val="24"/>
+        </w:rPr>
+        <w:t xml:space="preserve"> from its </w:t>
       </w:r>
       <w:hyperlink r:id="rId10" w:history="1">
         <w:r>
@@ -508,6 +475,7 @@
             <w:rStyle w:val="Hyperlink"/>
             <w:rFonts w:eastAsia="MS Mincho"/>
             <w:sz w:val="24"/>
+            <w:szCs w:val="24"/>
           </w:rPr>
           <w:t>SourceForge repository</w:t>
         </w:r>
@@ -522,65 +490,169 @@
     </w:p>
     <w:p>
       <w:pPr>
-        <w:tabs>
-          <w:tab w:val="left" w:pos="924"/>
-        </w:tabs>
+        <w:rPr>
+          <w:rFonts w:ascii="Calibri" w:hAnsi="Calibri" w:cs="Calibri"/>
+          <w:sz w:val="24"/>
+          <w:szCs w:val="24"/>
+        </w:rPr>
       </w:pPr>
     </w:p>
     <w:p>
       <w:pPr>
-        <w:tabs>
-          <w:tab w:val="left" w:pos="924"/>
-        </w:tabs>
-        <w:rPr>
-          <w:sz w:val="24"/>
-          <w:szCs w:val="24"/>
-        </w:rPr>
-      </w:pPr>
-      <w:r>
-        <w:t xml:space="preserve">               </w:t>
-      </w:r>
-      <w:r>
-        <w:rPr>
-          <w:sz w:val="24"/>
-          <w:szCs w:val="24"/>
-        </w:rPr>
-        <w:t xml:space="preserve">So far, never been a designer myself, I do have keen interest and passion </w:t>
-      </w:r>
-      <w:r>
-        <w:rPr>
-          <w:sz w:val="24"/>
-          <w:szCs w:val="24"/>
-        </w:rPr>
-        <w:t xml:space="preserve">in </w:t>
-      </w:r>
-      <w:r>
-        <w:rPr>
-          <w:sz w:val="24"/>
-          <w:szCs w:val="24"/>
-        </w:rPr>
-        <w:t xml:space="preserve">design artefacts,            </w:t>
+        <w:rPr>
+          <w:rFonts w:ascii="Calibri" w:hAnsi="Calibri" w:cs="Calibri"/>
+          <w:sz w:val="24"/>
+          <w:szCs w:val="24"/>
+        </w:rPr>
+      </w:pPr>
+      <w:r>
+        <w:rPr>
+          <w:rFonts w:ascii="Calibri" w:hAnsi="Calibri" w:cs="Calibri"/>
+          <w:sz w:val="24"/>
+          <w:szCs w:val="24"/>
+        </w:rPr>
+        <w:t>Also</w:t>
+      </w:r>
+      <w:r>
+        <w:rPr>
+          <w:rFonts w:ascii="Calibri" w:hAnsi="Calibri" w:cs="Calibri"/>
+          <w:sz w:val="24"/>
+          <w:szCs w:val="24"/>
+        </w:rPr>
+        <w:t xml:space="preserve">, </w:t>
+      </w:r>
+      <w:r>
+        <w:rPr>
+          <w:rFonts w:ascii="Calibri" w:hAnsi="Calibri" w:cs="Calibri"/>
+          <w:sz w:val="24"/>
+          <w:szCs w:val="24"/>
+        </w:rPr>
+        <w:t xml:space="preserve">being a web developer, </w:t>
+      </w:r>
+      <w:r>
+        <w:rPr>
+          <w:rFonts w:ascii="Calibri" w:hAnsi="Calibri" w:cs="Calibri"/>
+          <w:sz w:val="24"/>
+          <w:szCs w:val="24"/>
+        </w:rPr>
+        <w:t xml:space="preserve">I </w:t>
+      </w:r>
+      <w:r>
+        <w:rPr>
+          <w:rFonts w:ascii="Calibri" w:hAnsi="Calibri" w:cs="Calibri"/>
+          <w:sz w:val="24"/>
+          <w:szCs w:val="24"/>
+        </w:rPr>
+        <w:t>experienced</w:t>
+      </w:r>
+      <w:r>
+        <w:rPr>
+          <w:rFonts w:ascii="Calibri" w:hAnsi="Calibri" w:cs="Calibri"/>
+          <w:sz w:val="24"/>
+          <w:szCs w:val="24"/>
+        </w:rPr>
+        <w:t xml:space="preserve"> </w:t>
+      </w:r>
+      <w:r>
+        <w:rPr>
+          <w:rFonts w:ascii="Calibri" w:hAnsi="Calibri" w:cs="Calibri"/>
+          <w:sz w:val="24"/>
+          <w:szCs w:val="24"/>
+        </w:rPr>
+        <w:t xml:space="preserve">certain degree </w:t>
+      </w:r>
+      <w:r>
+        <w:rPr>
+          <w:rFonts w:ascii="Calibri" w:hAnsi="Calibri" w:cs="Calibri"/>
+          <w:sz w:val="24"/>
+          <w:szCs w:val="24"/>
+        </w:rPr>
+        <w:t xml:space="preserve">of </w:t>
+      </w:r>
+      <w:r>
+        <w:rPr>
+          <w:rFonts w:ascii="Calibri" w:hAnsi="Calibri" w:cs="Calibri"/>
+          <w:sz w:val="24"/>
+          <w:szCs w:val="24"/>
+        </w:rPr>
+        <w:t>involvement</w:t>
+      </w:r>
+      <w:r>
+        <w:rPr>
+          <w:rFonts w:ascii="Calibri" w:hAnsi="Calibri" w:cs="Calibri"/>
+          <w:sz w:val="24"/>
+          <w:szCs w:val="24"/>
+        </w:rPr>
+        <w:t xml:space="preserve"> </w:t>
+      </w:r>
+      <w:r>
+        <w:rPr>
+          <w:rFonts w:ascii="Calibri" w:hAnsi="Calibri" w:cs="Calibri"/>
+          <w:sz w:val="24"/>
+          <w:szCs w:val="24"/>
+        </w:rPr>
+        <w:t>with</w:t>
+      </w:r>
+      <w:r>
+        <w:rPr>
+          <w:rFonts w:ascii="Calibri" w:hAnsi="Calibri" w:cs="Calibri"/>
+          <w:sz w:val="24"/>
+          <w:szCs w:val="24"/>
+        </w:rPr>
+        <w:t xml:space="preserve"> design </w:t>
       </w:r>
     </w:p>
     <w:p>
       <w:pPr>
-        <w:tabs>
-          <w:tab w:val="left" w:pos="924"/>
-        </w:tabs>
-        <w:rPr>
-          <w:sz w:val="24"/>
-          <w:szCs w:val="24"/>
-        </w:rPr>
-      </w:pPr>
-      <w:r>
-        <w:rPr>
-          <w:sz w:val="24"/>
-          <w:szCs w:val="24"/>
-        </w:rPr>
-        <w:t xml:space="preserve">              </w:t>
-      </w:r>
-      <w:r>
-        <w:rPr>
+        <w:rPr>
+          <w:rFonts w:ascii="Calibri" w:hAnsi="Calibri" w:cs="Calibri"/>
+          <w:sz w:val="24"/>
+          <w:szCs w:val="24"/>
+        </w:rPr>
+      </w:pPr>
+      <w:r>
+        <w:rPr>
+          <w:rFonts w:ascii="Calibri" w:hAnsi="Calibri" w:cs="Calibri"/>
+          <w:sz w:val="24"/>
+          <w:szCs w:val="24"/>
+        </w:rPr>
+        <w:t>artefacts, books</w:t>
+      </w:r>
+      <w:r>
+        <w:rPr>
+          <w:rFonts w:ascii="Calibri" w:hAnsi="Calibri" w:cs="Calibri"/>
+          <w:sz w:val="24"/>
+          <w:szCs w:val="24"/>
+        </w:rPr>
+        <w:t xml:space="preserve">, and overall design </w:t>
+      </w:r>
+      <w:r>
+        <w:rPr>
+          <w:rFonts w:ascii="Calibri" w:hAnsi="Calibri" w:cs="Calibri"/>
+          <w:sz w:val="24"/>
+          <w:szCs w:val="24"/>
+        </w:rPr>
+        <w:t>process</w:t>
+      </w:r>
+      <w:r>
+        <w:rPr>
+          <w:rFonts w:ascii="Calibri" w:hAnsi="Calibri" w:cs="Calibri"/>
+          <w:sz w:val="24"/>
+          <w:szCs w:val="24"/>
+        </w:rPr>
+        <w:t xml:space="preserve"> in my profession</w:t>
+      </w:r>
+      <w:r>
+        <w:rPr>
+          <w:rFonts w:ascii="Calibri" w:hAnsi="Calibri" w:cs="Calibri"/>
+          <w:sz w:val="24"/>
+          <w:szCs w:val="24"/>
+        </w:rPr>
+        <w:t>.</w:t>
+      </w:r>
+      <w:r>
+        <w:rPr>
+          <w:rFonts w:ascii="Calibri" w:hAnsi="Calibri" w:cs="Calibri"/>
           <w:sz w:val="24"/>
           <w:szCs w:val="24"/>
         </w:rPr>
@@ -588,59 +660,96 @@
       </w:r>
       <w:r>
         <w:rPr>
-          <w:sz w:val="24"/>
-          <w:szCs w:val="24"/>
-        </w:rPr>
-        <w:t xml:space="preserve">books </w:t>
-      </w:r>
-      <w:r>
-        <w:rPr>
-          <w:sz w:val="24"/>
-          <w:szCs w:val="24"/>
-        </w:rPr>
-        <w:t>etc., and</w:t>
-      </w:r>
-      <w:r>
-        <w:rPr>
-          <w:sz w:val="24"/>
-          <w:szCs w:val="24"/>
-        </w:rPr>
-        <w:t xml:space="preserve"> is</w:t>
-      </w:r>
-      <w:r>
-        <w:rPr>
-          <w:sz w:val="24"/>
-          <w:szCs w:val="24"/>
-        </w:rPr>
-        <w:t xml:space="preserve"> involved in what might be termed as social, political, and economic design </w:t>
+          <w:rFonts w:ascii="Calibri" w:hAnsi="Calibri" w:cs="Calibri"/>
+          <w:sz w:val="24"/>
+          <w:szCs w:val="24"/>
+        </w:rPr>
+        <w:t>T</w:t>
+      </w:r>
+      <w:r>
+        <w:rPr>
+          <w:rFonts w:ascii="Calibri" w:hAnsi="Calibri" w:cs="Calibri"/>
+          <w:sz w:val="24"/>
+          <w:szCs w:val="24"/>
+        </w:rPr>
+        <w:t>he following links</w:t>
+      </w:r>
+      <w:r>
+        <w:rPr>
+          <w:rFonts w:ascii="Calibri" w:hAnsi="Calibri" w:cs="Calibri"/>
+          <w:sz w:val="24"/>
+          <w:szCs w:val="24"/>
+        </w:rPr>
+        <w:t xml:space="preserve"> </w:t>
+      </w:r>
+      <w:r>
+        <w:rPr>
+          <w:rFonts w:ascii="Calibri" w:hAnsi="Calibri" w:cs="Calibri"/>
+          <w:sz w:val="24"/>
+          <w:szCs w:val="24"/>
+        </w:rPr>
+        <w:t>depict</w:t>
+      </w:r>
+      <w:r>
+        <w:rPr>
+          <w:rFonts w:ascii="Calibri" w:hAnsi="Calibri" w:cs="Calibri"/>
+          <w:sz w:val="24"/>
+          <w:szCs w:val="24"/>
+        </w:rPr>
+        <w:t xml:space="preserve"> a </w:t>
       </w:r>
     </w:p>
     <w:p>
       <w:pPr>
-        <w:tabs>
-          <w:tab w:val="left" w:pos="924"/>
-        </w:tabs>
-        <w:rPr>
-          <w:sz w:val="24"/>
-          <w:szCs w:val="24"/>
-        </w:rPr>
-      </w:pPr>
-      <w:r>
-        <w:rPr>
-          <w:sz w:val="24"/>
-          <w:szCs w:val="24"/>
-        </w:rPr>
-        <w:t xml:space="preserve">              </w:t>
-      </w:r>
-      <w:r>
-        <w:rPr>
-          <w:sz w:val="24"/>
-          <w:szCs w:val="24"/>
-        </w:rPr>
-        <w:t>engineering.</w:t>
-      </w:r>
-      <w:r>
-        <w:rPr>
+        <w:rPr>
+          <w:rFonts w:ascii="Calibri" w:hAnsi="Calibri" w:cs="Calibri"/>
+          <w:sz w:val="24"/>
+          <w:szCs w:val="24"/>
+        </w:rPr>
+      </w:pPr>
+      <w:r>
+        <w:rPr>
+          <w:rFonts w:ascii="Calibri" w:hAnsi="Calibri" w:cs="Calibri"/>
+          <w:sz w:val="24"/>
+          <w:szCs w:val="24"/>
+        </w:rPr>
+        <w:t>glimpse of m</w:t>
+      </w:r>
+      <w:r>
+        <w:rPr>
+          <w:rFonts w:ascii="Calibri" w:hAnsi="Calibri" w:cs="Calibri"/>
+          <w:sz w:val="24"/>
+          <w:szCs w:val="24"/>
+        </w:rPr>
+        <w:t xml:space="preserve">y </w:t>
+      </w:r>
+      <w:r>
+        <w:rPr>
+          <w:rFonts w:ascii="Calibri" w:hAnsi="Calibri" w:cs="Calibri"/>
+          <w:sz w:val="24"/>
+          <w:szCs w:val="24"/>
+        </w:rPr>
+        <w:t xml:space="preserve">ethereal </w:t>
+      </w:r>
+      <w:r>
+        <w:rPr>
+          <w:rFonts w:ascii="Calibri" w:hAnsi="Calibri" w:cs="Calibri"/>
+          <w:sz w:val="24"/>
+          <w:szCs w:val="24"/>
+        </w:rPr>
+        <w:t>visual and communicati</w:t>
+      </w:r>
+      <w:r>
+        <w:rPr>
+          <w:rFonts w:ascii="Calibri" w:hAnsi="Calibri" w:cs="Calibri"/>
+          <w:sz w:val="24"/>
+          <w:szCs w:val="24"/>
+        </w:rPr>
+        <w:t>ve</w:t>
+      </w:r>
+      <w:r>
+        <w:rPr>
+          <w:rFonts w:ascii="Calibri" w:hAnsi="Calibri" w:cs="Calibri"/>
           <w:sz w:val="24"/>
           <w:szCs w:val="24"/>
         </w:rPr>
@@ -648,146 +757,192 @@
       </w:r>
       <w:r>
         <w:rPr>
-          <w:sz w:val="24"/>
-          <w:szCs w:val="24"/>
-        </w:rPr>
-        <w:t xml:space="preserve">For that purpose, I do have multiple social media accounts sharing highly contextual </w:t>
+          <w:rFonts w:ascii="Calibri" w:hAnsi="Calibri" w:cs="Calibri"/>
+          <w:sz w:val="24"/>
+          <w:szCs w:val="24"/>
+        </w:rPr>
+        <w:t>efforts:</w:t>
       </w:r>
     </w:p>
     <w:p>
       <w:pPr>
-        <w:tabs>
-          <w:tab w:val="left" w:pos="924"/>
-        </w:tabs>
-        <w:rPr>
-          <w:sz w:val="24"/>
-          <w:szCs w:val="24"/>
-        </w:rPr>
-      </w:pPr>
-      <w:r>
-        <w:rPr>
-          <w:sz w:val="24"/>
-          <w:szCs w:val="24"/>
-        </w:rPr>
-        <w:t xml:space="preserve">              </w:t>
-      </w:r>
-      <w:r>
-        <w:rPr>
-          <w:sz w:val="24"/>
-          <w:szCs w:val="24"/>
-        </w:rPr>
-        <w:t xml:space="preserve">symbolic </w:t>
-      </w:r>
-      <w:r>
-        <w:rPr>
-          <w:sz w:val="24"/>
-          <w:szCs w:val="24"/>
-        </w:rPr>
-        <w:t xml:space="preserve">communication elements sometimes with visual media too.  </w:t>
-      </w:r>
-      <w:r>
-        <w:rPr>
-          <w:sz w:val="24"/>
-          <w:szCs w:val="24"/>
-        </w:rPr>
-        <w:t xml:space="preserve">Please visit below links </w:t>
-      </w:r>
-      <w:r>
-        <w:rPr>
-          <w:sz w:val="24"/>
-          <w:szCs w:val="24"/>
-        </w:rPr>
-        <w:t xml:space="preserve">to </w:t>
-      </w:r>
-    </w:p>
-    <w:p>
-      <w:pPr>
-        <w:tabs>
-          <w:tab w:val="left" w:pos="924"/>
-        </w:tabs>
-        <w:rPr>
-          <w:sz w:val="24"/>
-          <w:szCs w:val="24"/>
-        </w:rPr>
-      </w:pPr>
-      <w:r>
-        <w:rPr>
-          <w:sz w:val="24"/>
-          <w:szCs w:val="24"/>
-        </w:rPr>
-        <w:t xml:space="preserve">              </w:t>
-      </w:r>
-      <w:r>
-        <w:rPr>
-          <w:sz w:val="24"/>
-          <w:szCs w:val="24"/>
-        </w:rPr>
-        <w:t>have</w:t>
-      </w:r>
-      <w:r>
-        <w:rPr>
-          <w:sz w:val="24"/>
-          <w:szCs w:val="24"/>
-        </w:rPr>
-        <w:t xml:space="preserve"> a glimpse of my ethereal design engineering efforts:</w:t>
-      </w:r>
+        <w:rPr>
+          <w:rFonts w:ascii="Calibri" w:hAnsi="Calibri" w:cs="Calibri"/>
+          <w:sz w:val="24"/>
+          <w:szCs w:val="24"/>
+        </w:rPr>
+      </w:pPr>
     </w:p>
     <w:p>
       <w:pPr>
         <w:pStyle w:val="ListParagraph"/>
         <w:numPr>
           <w:ilvl w:val="0"/>
-          <w:numId w:val="5"/>
+          <w:numId w:val="4"/>
         </w:numPr>
-        <w:tabs>
-          <w:tab w:val="left" w:pos="924"/>
-        </w:tabs>
-        <w:rPr>
-          <w:sz w:val="24"/>
-          <w:szCs w:val="24"/>
-        </w:rPr>
-      </w:pPr>
+        <w:rPr>
+          <w:rFonts w:ascii="Calibri" w:hAnsi="Calibri" w:cs="Calibri"/>
+          <w:sz w:val="24"/>
+          <w:szCs w:val="24"/>
+        </w:rPr>
+      </w:pPr>
+      <w:hyperlink r:id="rId11" w:history="1">
+        <w:r>
+          <w:rPr>
+            <w:rStyle w:val="Hyperlink"/>
+            <w:rFonts w:ascii="Calibri" w:hAnsi="Calibri" w:cs="Calibri"/>
+            <w:sz w:val="24"/>
+            <w:szCs w:val="24"/>
+          </w:rPr>
+          <w:t>https://www.instagram.com/femzrd/</w:t>
+        </w:r>
+      </w:hyperlink>
     </w:p>
     <w:p>
       <w:pPr>
-        <w:tabs>
-          <w:tab w:val="left" w:pos="924"/>
-        </w:tabs>
-        <w:rPr>
-          <w:sz w:val="24"/>
-          <w:szCs w:val="24"/>
-        </w:rPr>
-      </w:pPr>
-      <w:r>
-        <w:rPr>
-          <w:sz w:val="24"/>
-          <w:szCs w:val="24"/>
-        </w:rPr>
-        <w:tab/>
-      </w:r>
+        <w:pStyle w:val="ListParagraph"/>
+        <w:rPr>
+          <w:rFonts w:ascii="Calibri" w:hAnsi="Calibri" w:cs="Calibri"/>
+          <w:sz w:val="24"/>
+          <w:szCs w:val="24"/>
+        </w:rPr>
+      </w:pPr>
     </w:p>
     <w:p>
       <w:pPr>
-        <w:tabs>
-          <w:tab w:val="left" w:pos="924"/>
-        </w:tabs>
-        <w:rPr>
-          <w:sz w:val="24"/>
-          <w:szCs w:val="24"/>
-        </w:rPr>
-      </w:pPr>
-      <w:r>
-        <w:rPr>
-          <w:sz w:val="24"/>
-          <w:szCs w:val="24"/>
-        </w:rPr>
-        <w:t xml:space="preserve"> </w:t>
+        <w:pStyle w:val="ListParagraph"/>
+        <w:numPr>
+          <w:ilvl w:val="0"/>
+          <w:numId w:val="4"/>
+        </w:numPr>
+        <w:rPr>
+          <w:rFonts w:ascii="Calibri" w:hAnsi="Calibri" w:cs="Calibri"/>
+          <w:sz w:val="24"/>
+          <w:szCs w:val="24"/>
+        </w:rPr>
+      </w:pPr>
+      <w:hyperlink r:id="rId12" w:history="1">
+        <w:r>
+          <w:rPr>
+            <w:rStyle w:val="Hyperlink"/>
+            <w:rFonts w:ascii="Calibri" w:hAnsi="Calibri" w:cs="Calibri"/>
+            <w:sz w:val="24"/>
+            <w:szCs w:val="24"/>
+          </w:rPr>
+          <w:t>https://www.facebook.com/femzrd/</w:t>
+        </w:r>
+      </w:hyperlink>
+    </w:p>
+    <w:p>
+      <w:pPr>
+        <w:rPr>
+          <w:rFonts w:ascii="Calibri" w:hAnsi="Calibri" w:cs="Calibri"/>
+          <w:sz w:val="24"/>
+          <w:szCs w:val="24"/>
+        </w:rPr>
+      </w:pPr>
+    </w:p>
+    <w:p>
+      <w:pPr>
+        <w:rPr>
+          <w:rFonts w:ascii="Calibri" w:hAnsi="Calibri" w:cs="Calibri"/>
+          <w:sz w:val="24"/>
+          <w:szCs w:val="24"/>
+        </w:rPr>
+      </w:pPr>
+      <w:r>
+        <w:rPr>
+          <w:rFonts w:ascii="Calibri" w:hAnsi="Calibri" w:cs="Calibri"/>
+          <w:sz w:val="24"/>
+          <w:szCs w:val="24"/>
+        </w:rPr>
+        <w:t xml:space="preserve">In future, I strive </w:t>
+      </w:r>
+      <w:r>
+        <w:rPr>
+          <w:rFonts w:ascii="Calibri" w:hAnsi="Calibri" w:cs="Calibri"/>
+          <w:sz w:val="24"/>
+          <w:szCs w:val="24"/>
+        </w:rPr>
+        <w:t>to</w:t>
+      </w:r>
+      <w:r>
+        <w:rPr>
+          <w:rFonts w:ascii="Calibri" w:hAnsi="Calibri" w:cs="Calibri"/>
+          <w:sz w:val="24"/>
+          <w:szCs w:val="24"/>
+        </w:rPr>
+        <w:t xml:space="preserve"> orchestrat</w:t>
+      </w:r>
+      <w:r>
+        <w:rPr>
+          <w:rFonts w:ascii="Calibri" w:hAnsi="Calibri" w:cs="Calibri"/>
+          <w:sz w:val="24"/>
+          <w:szCs w:val="24"/>
+        </w:rPr>
+        <w:t>e</w:t>
+      </w:r>
+      <w:r>
+        <w:rPr>
+          <w:rFonts w:ascii="Calibri" w:hAnsi="Calibri" w:cs="Calibri"/>
+          <w:sz w:val="24"/>
+          <w:szCs w:val="24"/>
+        </w:rPr>
+        <w:t xml:space="preserve"> adaptive interface</w:t>
+      </w:r>
+      <w:r>
+        <w:rPr>
+          <w:rFonts w:ascii="Calibri" w:hAnsi="Calibri" w:cs="Calibri"/>
+          <w:sz w:val="24"/>
+          <w:szCs w:val="24"/>
+        </w:rPr>
+        <w:t xml:space="preserve">s </w:t>
+      </w:r>
+      <w:r>
+        <w:rPr>
+          <w:rFonts w:ascii="Calibri" w:hAnsi="Calibri" w:cs="Calibri"/>
+          <w:sz w:val="24"/>
+          <w:szCs w:val="24"/>
+        </w:rPr>
+        <w:t>with</w:t>
+      </w:r>
+      <w:r>
+        <w:rPr>
+          <w:rFonts w:ascii="Calibri" w:hAnsi="Calibri" w:cs="Calibri"/>
+          <w:sz w:val="24"/>
+          <w:szCs w:val="24"/>
+        </w:rPr>
+        <w:t xml:space="preserve"> tight visual and emotional </w:t>
+      </w:r>
+      <w:r>
+        <w:rPr>
+          <w:rFonts w:ascii="Calibri" w:hAnsi="Calibri" w:cs="Calibri"/>
+          <w:sz w:val="24"/>
+          <w:szCs w:val="24"/>
+        </w:rPr>
+        <w:t>appeal in simplistic construction</w:t>
+      </w:r>
+      <w:r>
+        <w:rPr>
+          <w:rFonts w:ascii="Calibri" w:hAnsi="Calibri" w:cs="Calibri"/>
+          <w:sz w:val="24"/>
+          <w:szCs w:val="24"/>
+        </w:rPr>
+        <w:t>s</w:t>
+      </w:r>
+      <w:r>
+        <w:rPr>
+          <w:rFonts w:ascii="Calibri" w:hAnsi="Calibri" w:cs="Calibri"/>
+          <w:sz w:val="24"/>
+          <w:szCs w:val="24"/>
+        </w:rPr>
+        <w:t xml:space="preserve">. </w:t>
       </w:r>
     </w:p>
     <w:sectPr>
-      <w:pgSz w:w="12240" w:h="15840"/>
-      <w:pgMar w:top="1077" w:right="900" w:bottom="720" w:left="1080" w:header="0" w:footer="720" w:gutter="0"/>
-      <w:cols w:space="720"/>
+      <w:pgSz w:w="11906" w:h="16838"/>
+      <w:pgMar w:top="1440" w:right="1440" w:bottom="1440" w:left="1440" w:header="708" w:footer="708" w:gutter="0"/>
+      <w:cols w:space="708"/>
       <w:docGrid w:linePitch="360"/>
     </w:sectPr>
   </w:body>
@@ -911,19 +1066,19 @@
     </w:lvl>
   </w:abstractNum>
   <w:abstractNum w:abstractNumId="1" w15:restartNumberingAfterBreak="0">
-    <w:nsid w:val="1DB13CAB"/>
+    <w:nsid w:val="174C7053"/>
     <w:multiLevelType w:val="hybridMultilevel"/>
-    <w:tmpl w:val="69EE512A"/>
-    <w:lvl w:ilvl="0" w:tplc="40090001">
-      <w:start w:val="1"/>
-      <w:numFmt w:val="bullet"/>
-      <w:lvlText w:val=""/>
+    <w:tmpl w:val="0CEC017E"/>
+    <w:lvl w:ilvl="0" w:tplc="40090005">
+      <w:start w:val="1"/>
+      <w:numFmt w:val="bullet"/>
+      <w:lvlText w:val=""/>
       <w:lvlJc w:val="left"/>
       <w:pPr>
         <w:ind w:left="720" w:hanging="360"/>
       </w:pPr>
       <w:rPr>
-        <w:rFonts w:ascii="Symbol" w:hAnsi="Symbol" w:hint="default"/>
+        <w:rFonts w:ascii="Wingdings" w:hAnsi="Wingdings" w:hint="default"/>
       </w:rPr>
     </w:lvl>
     <w:lvl w:ilvl="1" w:tplc="40090003" w:tentative="1">
@@ -1141,20 +1296,130 @@
       </w:rPr>
     </w:lvl>
   </w:abstractNum>
+  <w:abstractNum w:abstractNumId="3" w15:restartNumberingAfterBreak="0">
+    <w:nsid w:val="73C8054B"/>
+    <w:multiLevelType w:val="hybridMultilevel"/>
+    <w:tmpl w:val="5D12D440"/>
+    <w:lvl w:ilvl="0" w:tplc="40090005">
+      <w:start w:val="1"/>
+      <w:numFmt w:val="bullet"/>
+      <w:lvlText w:val=""/>
+      <w:lvlJc w:val="left"/>
+      <w:pPr>
+        <w:ind w:left="720" w:hanging="360"/>
+      </w:pPr>
+      <w:rPr>
+        <w:rFonts w:ascii="Wingdings" w:hAnsi="Wingdings" w:hint="default"/>
+      </w:rPr>
+    </w:lvl>
+    <w:lvl w:ilvl="1" w:tplc="40090003" w:tentative="1">
+      <w:start w:val="1"/>
+      <w:numFmt w:val="bullet"/>
+      <w:lvlText w:val="o"/>
+      <w:lvlJc w:val="left"/>
+      <w:pPr>
+        <w:ind w:left="1440" w:hanging="360"/>
+      </w:pPr>
+      <w:rPr>
+        <w:rFonts w:ascii="Courier New" w:hAnsi="Courier New" w:cs="Courier New" w:hint="default"/>
+      </w:rPr>
+    </w:lvl>
+    <w:lvl w:ilvl="2" w:tplc="40090005" w:tentative="1">
+      <w:start w:val="1"/>
+      <w:numFmt w:val="bullet"/>
+      <w:lvlText w:val=""/>
+      <w:lvlJc w:val="left"/>
+      <w:pPr>
+        <w:ind w:left="2160" w:hanging="360"/>
+      </w:pPr>
+      <w:rPr>
+        <w:rFonts w:ascii="Wingdings" w:hAnsi="Wingdings" w:hint="default"/>
+      </w:rPr>
+    </w:lvl>
+    <w:lvl w:ilvl="3" w:tplc="40090001" w:tentative="1">
+      <w:start w:val="1"/>
+      <w:numFmt w:val="bullet"/>
+      <w:lvlText w:val=""/>
+      <w:lvlJc w:val="left"/>
+      <w:pPr>
+        <w:ind w:left="2880" w:hanging="360"/>
+      </w:pPr>
+      <w:rPr>
+        <w:rFonts w:ascii="Symbol" w:hAnsi="Symbol" w:hint="default"/>
+      </w:rPr>
+    </w:lvl>
+    <w:lvl w:ilvl="4" w:tplc="40090003" w:tentative="1">
+      <w:start w:val="1"/>
+      <w:numFmt w:val="bullet"/>
+      <w:lvlText w:val="o"/>
+      <w:lvlJc w:val="left"/>
+      <w:pPr>
+        <w:ind w:left="3600" w:hanging="360"/>
+      </w:pPr>
+      <w:rPr>
+        <w:rFonts w:ascii="Courier New" w:hAnsi="Courier New" w:cs="Courier New" w:hint="default"/>
+      </w:rPr>
+    </w:lvl>
+    <w:lvl w:ilvl="5" w:tplc="40090005" w:tentative="1">
+      <w:start w:val="1"/>
+      <w:numFmt w:val="bullet"/>
+      <w:lvlText w:val=""/>
+      <w:lvlJc w:val="left"/>
+      <w:pPr>
+        <w:ind w:left="4320" w:hanging="360"/>
+      </w:pPr>
+      <w:rPr>
+        <w:rFonts w:ascii="Wingdings" w:hAnsi="Wingdings" w:hint="default"/>
+      </w:rPr>
+    </w:lvl>
+    <w:lvl w:ilvl="6" w:tplc="40090001" w:tentative="1">
+      <w:start w:val="1"/>
+      <w:numFmt w:val="bullet"/>
+      <w:lvlText w:val=""/>
+      <w:lvlJc w:val="left"/>
+      <w:pPr>
+        <w:ind w:left="5040" w:hanging="360"/>
+      </w:pPr>
+      <w:rPr>
+        <w:rFonts w:ascii="Symbol" w:hAnsi="Symbol" w:hint="default"/>
+      </w:rPr>
+    </w:lvl>
+    <w:lvl w:ilvl="7" w:tplc="40090003" w:tentative="1">
+      <w:start w:val="1"/>
+      <w:numFmt w:val="bullet"/>
+      <w:lvlText w:val="o"/>
+      <w:lvlJc w:val="left"/>
+      <w:pPr>
+        <w:ind w:left="5760" w:hanging="360"/>
+      </w:pPr>
+      <w:rPr>
+        <w:rFonts w:ascii="Courier New" w:hAnsi="Courier New" w:cs="Courier New" w:hint="default"/>
+      </w:rPr>
+    </w:lvl>
+    <w:lvl w:ilvl="8" w:tplc="40090005" w:tentative="1">
+      <w:start w:val="1"/>
+      <w:numFmt w:val="bullet"/>
+      <w:lvlText w:val=""/>
+      <w:lvlJc w:val="left"/>
+      <w:pPr>
+        <w:ind w:left="6480" w:hanging="360"/>
+      </w:pPr>
+      <w:rPr>
+        <w:rFonts w:ascii="Wingdings" w:hAnsi="Wingdings" w:hint="default"/>
+      </w:rPr>
+    </w:lvl>
+  </w:abstractNum>
   <w:num w:numId="1">
+    <w:abstractNumId w:val="1"/>
+  </w:num>
+  <w:num w:numId="2">
     <w:abstractNumId w:val="2"/>
   </w:num>
-  <w:num w:numId="2">
+  <w:num w:numId="3">
     <w:abstractNumId w:val="0"/>
   </w:num>
-  <w:num w:numId="3">
-    <w:abstractNumId w:val="2"/>
-  </w:num>
   <w:num w:numId="4">
-    <w:abstractNumId w:val="0"/>
-  </w:num>
-  <w:num w:numId="5">
-    <w:abstractNumId w:val="1"/>
+    <w:abstractNumId w:val="3"/>
   </w:num>
 </w:numbering>
 </file>
@@ -1584,10 +1849,21 @@
     <w:semiHidden/>
     <w:unhideWhenUsed/>
   </w:style>
+  <w:style w:type="paragraph" w:styleId="ListParagraph">
+    <w:name w:val="List Paragraph"/>
+    <w:basedOn w:val="Normal"/>
+    <w:uiPriority w:val="34"/>
+    <w:qFormat/>
+    <w:rsid w:val="00C54741"/>
+    <w:pPr>
+      <w:ind w:left="720"/>
+      <w:contextualSpacing/>
+    </w:pPr>
+  </w:style>
   <w:style w:type="character" w:styleId="Hyperlink">
     <w:name w:val="Hyperlink"/>
     <w:basedOn w:val="DefaultParagraphFont"/>
-    <w:rsid w:val="00956A28"/>
+    <w:rsid w:val="00352F33"/>
     <w:rPr>
       <w:color w:val="0000FF"/>
       <w:u w:val="single"/>
@@ -1596,10 +1872,10 @@
   <w:style w:type="paragraph" w:customStyle="1" w:styleId="BulletPoints">
     <w:name w:val="Bullet Points"/>
     <w:basedOn w:val="Normal"/>
-    <w:rsid w:val="00956A28"/>
+    <w:rsid w:val="00352F33"/>
     <w:pPr>
       <w:numPr>
-        <w:numId w:val="1"/>
+        <w:numId w:val="2"/>
       </w:numPr>
       <w:spacing w:before="120" w:after="0" w:line="240" w:lineRule="auto"/>
     </w:pPr>
@@ -1608,28 +1884,17 @@
       <w:lang w:val="en-US" w:bidi="ar-SA"/>
     </w:rPr>
   </w:style>
-  <w:style w:type="character" w:styleId="FollowedHyperlink">
-    <w:name w:val="FollowedHyperlink"/>
+  <w:style w:type="character" w:styleId="UnresolvedMention">
+    <w:name w:val="Unresolved Mention"/>
     <w:basedOn w:val="DefaultParagraphFont"/>
     <w:uiPriority w:val="99"/>
     <w:semiHidden/>
     <w:unhideWhenUsed/>
-    <w:rsid w:val="00C86606"/>
+    <w:rsid w:val="009F01DD"/>
     <w:rPr>
-      <w:color w:val="954F72" w:themeColor="followedHyperlink"/>
-      <w:u w:val="single"/>
+      <w:color w:val="605E5C"/>
+      <w:shd w:val="clear" w:color="auto" w:fill="E1DFDD"/>
     </w:rPr>
-  </w:style>
-  <w:style w:type="paragraph" w:styleId="ListParagraph">
-    <w:name w:val="List Paragraph"/>
-    <w:basedOn w:val="Normal"/>
-    <w:uiPriority w:val="34"/>
-    <w:qFormat/>
-    <w:rsid w:val="008C22EA"/>
-    <w:pPr>
-      <w:ind w:left="720"/>
-      <w:contextualSpacing/>
-    </w:pPr>
   </w:style>
 </w:styles>
 </file>

--- a/Portfolio.docx
+++ b/Portfolio.docx
@@ -142,7 +142,15 @@
           <w:sz w:val="24"/>
           <w:szCs w:val="24"/>
         </w:rPr>
-        <w:t xml:space="preserve">As far as my tech engineering portfolio is concerned, in addition to weblinks </w:t>
+        <w:t>As far as my tech engineering por</w:t>
+      </w:r>
+      <w:r>
+        <w:rPr>
+          <w:rFonts w:ascii="Calibri" w:hAnsi="Calibri" w:cs="Calibri"/>
+          <w:sz w:val="24"/>
+          <w:szCs w:val="24"/>
+        </w:rPr>
+        <w:t xml:space="preserve">tfolio is concerned, in addition to weblinks </w:t>
       </w:r>
       <w:r>
         <w:rPr>
@@ -175,7 +183,47 @@
           <w:sz w:val="24"/>
           <w:szCs w:val="24"/>
         </w:rPr>
-        <w:t xml:space="preserve">source code of some projects in my resume, other notable </w:t>
+        <w:t xml:space="preserve">source code of some projects in my </w:t>
+      </w:r>
+      <w:r>
+        <w:rPr>
+          <w:rFonts w:ascii="Calibri" w:hAnsi="Calibri" w:cs="Calibri"/>
+          <w:sz w:val="24"/>
+          <w:szCs w:val="24"/>
+        </w:rPr>
+        <w:t>c</w:t>
+      </w:r>
+      <w:r>
+        <w:rPr>
+          <w:rFonts w:ascii="Calibri" w:hAnsi="Calibri" w:cs="Calibri"/>
+          <w:sz w:val="24"/>
+          <w:szCs w:val="24"/>
+        </w:rPr>
+        <w:t xml:space="preserve">urriculum </w:t>
+      </w:r>
+      <w:r>
+        <w:rPr>
+          <w:rFonts w:ascii="Calibri" w:hAnsi="Calibri" w:cs="Calibri"/>
+          <w:sz w:val="24"/>
+          <w:szCs w:val="24"/>
+        </w:rPr>
+        <w:t>v</w:t>
+      </w:r>
+      <w:r>
+        <w:rPr>
+          <w:rFonts w:ascii="Calibri" w:hAnsi="Calibri" w:cs="Calibri"/>
+          <w:sz w:val="24"/>
+          <w:szCs w:val="24"/>
+        </w:rPr>
+        <w:t>itae</w:t>
+      </w:r>
+      <w:r>
+        <w:rPr>
+          <w:rFonts w:ascii="Calibri" w:hAnsi="Calibri" w:cs="Calibri"/>
+          <w:sz w:val="24"/>
+          <w:szCs w:val="24"/>
+        </w:rPr>
+        <w:t xml:space="preserve">, other notable </w:t>
       </w:r>
       <w:r>
         <w:rPr>
@@ -202,6 +250,8 @@
           <w:szCs w:val="24"/>
         </w:rPr>
       </w:pPr>
+      <w:bookmarkStart w:id="0" w:name="_GoBack"/>
+      <w:bookmarkEnd w:id="0"/>
     </w:p>
     <w:p>
       <w:pPr>
@@ -333,6 +383,7 @@
         <w:t xml:space="preserve">packages at </w:t>
       </w:r>
       <w:hyperlink r:id="rId7" w:history="1">
+        <w:proofErr w:type="spellStart"/>
         <w:r>
           <w:rPr>
             <w:rStyle w:val="Hyperlink"/>
@@ -342,6 +393,7 @@
           </w:rPr>
           <w:t>npm</w:t>
         </w:r>
+        <w:proofErr w:type="spellEnd"/>
       </w:hyperlink>
       <w:r>
         <w:rPr>
@@ -352,6 +404,7 @@
         <w:t xml:space="preserve">, among which predominantly </w:t>
       </w:r>
       <w:hyperlink r:id="rId8" w:history="1">
+        <w:proofErr w:type="spellStart"/>
         <w:r>
           <w:rPr>
             <w:rStyle w:val="Hyperlink"/>
@@ -359,8 +412,29 @@
             <w:sz w:val="24"/>
             <w:szCs w:val="24"/>
           </w:rPr>
-          <w:t>videojs-landscape-fullscreen</w:t>
+          <w:t>videojs</w:t>
         </w:r>
+        <w:proofErr w:type="spellEnd"/>
+        <w:r>
+          <w:rPr>
+            <w:rStyle w:val="Hyperlink"/>
+            <w:rFonts w:eastAsia="MS Mincho"/>
+            <w:sz w:val="24"/>
+            <w:szCs w:val="24"/>
+          </w:rPr>
+          <w:t>-landscape-</w:t>
+        </w:r>
+        <w:proofErr w:type="spellStart"/>
+        <w:r>
+          <w:rPr>
+            <w:rStyle w:val="Hyperlink"/>
+            <w:rFonts w:eastAsia="MS Mincho"/>
+            <w:sz w:val="24"/>
+            <w:szCs w:val="24"/>
+          </w:rPr>
+          <w:t>fullscreen</w:t>
+        </w:r>
+        <w:proofErr w:type="spellEnd"/>
       </w:hyperlink>
       <w:r>
         <w:rPr>
@@ -459,8 +533,6 @@
         </w:rPr>
         <w:t>executable</w:t>
       </w:r>
-      <w:bookmarkStart w:id="0" w:name="_GoBack"/>
-      <w:bookmarkEnd w:id="0"/>
       <w:r>
         <w:rPr>
           <w:rFonts w:eastAsia="MS Mincho"/>
@@ -470,6 +542,7 @@
         <w:t xml:space="preserve"> from its </w:t>
       </w:r>
       <w:hyperlink r:id="rId10" w:history="1">
+        <w:proofErr w:type="spellStart"/>
         <w:r>
           <w:rPr>
             <w:rStyle w:val="Hyperlink"/>
@@ -477,7 +550,17 @@
             <w:sz w:val="24"/>
             <w:szCs w:val="24"/>
           </w:rPr>
-          <w:t>SourceForge repository</w:t>
+          <w:t>SourceForge</w:t>
+        </w:r>
+        <w:proofErr w:type="spellEnd"/>
+        <w:r>
+          <w:rPr>
+            <w:rStyle w:val="Hyperlink"/>
+            <w:rFonts w:eastAsia="MS Mincho"/>
+            <w:sz w:val="24"/>
+            <w:szCs w:val="24"/>
+          </w:rPr>
+          <w:t xml:space="preserve"> repository</w:t>
         </w:r>
       </w:hyperlink>
       <w:r>

--- a/Portfolio.docx
+++ b/Portfolio.docx
@@ -191,31 +191,7 @@
           <w:sz w:val="24"/>
           <w:szCs w:val="24"/>
         </w:rPr>
-        <w:t>c</w:t>
-      </w:r>
-      <w:r>
-        <w:rPr>
-          <w:rFonts w:ascii="Calibri" w:hAnsi="Calibri" w:cs="Calibri"/>
-          <w:sz w:val="24"/>
-          <w:szCs w:val="24"/>
-        </w:rPr>
-        <w:t xml:space="preserve">urriculum </w:t>
-      </w:r>
-      <w:r>
-        <w:rPr>
-          <w:rFonts w:ascii="Calibri" w:hAnsi="Calibri" w:cs="Calibri"/>
-          <w:sz w:val="24"/>
-          <w:szCs w:val="24"/>
-        </w:rPr>
-        <w:t>v</w:t>
-      </w:r>
-      <w:r>
-        <w:rPr>
-          <w:rFonts w:ascii="Calibri" w:hAnsi="Calibri" w:cs="Calibri"/>
-          <w:sz w:val="24"/>
-          <w:szCs w:val="24"/>
-        </w:rPr>
-        <w:t>itae</w:t>
+        <w:t>curriculum vitae</w:t>
       </w:r>
       <w:r>
         <w:rPr>
@@ -250,8 +226,6 @@
           <w:szCs w:val="24"/>
         </w:rPr>
       </w:pPr>
-      <w:bookmarkStart w:id="0" w:name="_GoBack"/>
-      <w:bookmarkEnd w:id="0"/>
     </w:p>
     <w:p>
       <w:pPr>
@@ -482,7 +456,7 @@
             <w:sz w:val="24"/>
             <w:szCs w:val="24"/>
           </w:rPr>
-          <w:t>600 times</w:t>
+          <w:t>600</w:t>
         </w:r>
       </w:hyperlink>
       <w:r>
@@ -539,7 +513,23 @@
           <w:sz w:val="24"/>
           <w:szCs w:val="24"/>
         </w:rPr>
-        <w:t xml:space="preserve"> from its </w:t>
+        <w:t xml:space="preserve"> from</w:t>
+      </w:r>
+      <w:r>
+        <w:rPr>
+          <w:rFonts w:eastAsia="MS Mincho"/>
+          <w:sz w:val="24"/>
+          <w:szCs w:val="24"/>
+        </w:rPr>
+        <w:t xml:space="preserve"> its</w:t>
+      </w:r>
+      <w:r>
+        <w:rPr>
+          <w:rFonts w:eastAsia="MS Mincho"/>
+          <w:sz w:val="24"/>
+          <w:szCs w:val="24"/>
+        </w:rPr>
+        <w:t xml:space="preserve"> </w:t>
       </w:r>
       <w:hyperlink r:id="rId10" w:history="1">
         <w:proofErr w:type="spellStart"/>
@@ -1003,7 +993,26 @@
           <w:sz w:val="24"/>
           <w:szCs w:val="24"/>
         </w:rPr>
-        <w:t>appeal in simplistic construction</w:t>
+        <w:t xml:space="preserve">appeal in </w:t>
+      </w:r>
+    </w:p>
+    <w:p>
+      <w:pPr>
+        <w:rPr>
+          <w:rFonts w:ascii="Calibri" w:hAnsi="Calibri" w:cs="Calibri"/>
+          <w:sz w:val="24"/>
+          <w:szCs w:val="24"/>
+        </w:rPr>
+      </w:pPr>
+      <w:bookmarkStart w:id="0" w:name="_GoBack"/>
+      <w:bookmarkEnd w:id="0"/>
+      <w:r>
+        <w:rPr>
+          <w:rFonts w:ascii="Calibri" w:hAnsi="Calibri" w:cs="Calibri"/>
+          <w:sz w:val="24"/>
+          <w:szCs w:val="24"/>
+        </w:rPr>
+        <w:t>simplistic construction</w:t>
       </w:r>
       <w:r>
         <w:rPr>

--- a/Portfolio.docx
+++ b/Portfolio.docx
@@ -66,7 +66,7 @@
           <w:sz w:val="24"/>
           <w:szCs w:val="24"/>
         </w:rPr>
-        <w:t xml:space="preserve">personally, this might be </w:t>
+        <w:t xml:space="preserve">personally this might be </w:t>
       </w:r>
       <w:r>
         <w:rPr>
@@ -99,7 +99,17 @@
           <w:sz w:val="24"/>
           <w:szCs w:val="24"/>
         </w:rPr>
-        <w:t xml:space="preserve">Human-Computer Interaction as a domain itself was born out of engineering efforts, I would </w:t>
+        <w:t>Human-Computer Interaction as a domain itself was born out of engineering</w:t>
+      </w:r>
+      <w:bookmarkStart w:id="0" w:name="_GoBack"/>
+      <w:bookmarkEnd w:id="0"/>
+      <w:r>
+        <w:rPr>
+          <w:rFonts w:ascii="Calibri" w:hAnsi="Calibri" w:cs="Calibri"/>
+          <w:sz w:val="24"/>
+          <w:szCs w:val="24"/>
+        </w:rPr>
+        <w:t xml:space="preserve"> efforts, I would </w:t>
       </w:r>
     </w:p>
     <w:p>
@@ -1004,8 +1014,6 @@
           <w:szCs w:val="24"/>
         </w:rPr>
       </w:pPr>
-      <w:bookmarkStart w:id="0" w:name="_GoBack"/>
-      <w:bookmarkEnd w:id="0"/>
       <w:r>
         <w:rPr>
           <w:rFonts w:ascii="Calibri" w:hAnsi="Calibri" w:cs="Calibri"/>
